--- a/docs/SETUP_NOVA_MAQUINA.docx
+++ b/docs/SETUP_NOVA_MAQUINA.docx
@@ -2,49 +2,14 @@
 <file path=word/document.xml><?xml version="1.0" encoding="utf-8"?>
 <w:document xmlns:w="http://schemas.openxmlformats.org/wordprocessingml/2006/main" xmlns:m="http://schemas.openxmlformats.org/officeDocument/2006/math" xmlns:r="http://schemas.openxmlformats.org/officeDocument/2006/relationships" xmlns:o="urn:schemas-microsoft-com:office:office" xmlns:v="urn:schemas-microsoft-com:vml" xmlns:w10="urn:schemas-microsoft-com:office:word" xmlns:a="http://schemas.openxmlformats.org/drawingml/2006/main" xmlns:pic="http://schemas.openxmlformats.org/drawingml/2006/picture" xmlns:wp="http://schemas.openxmlformats.org/drawingml/2006/wordprocessingDrawing">
   <w:body>
-    <w:p>
-      <w:pPr>
-        <w:pStyle w:val="Title"/>
-      </w:pPr>
-      <w:r>
-        <w:t xml:space="preserve">Setup em Nova Máquina</w:t>
-      </w:r>
-    </w:p>
-    <w:sdt>
-      <w:sdtPr>
-        <w:docPartObj>
-          <w:docPartGallery w:val="Table of Contents"/>
-          <w:docPartUnique/>
-        </w:docPartObj>
-      </w:sdtPr>
-      <w:sdtContent>
-        <w:p>
-          <w:pPr>
-            <w:pStyle w:val="TOCHeading"/>
-          </w:pPr>
-          <w:r>
-            <w:t xml:space="preserve">Table of Contents</w:t>
-          </w:r>
-        </w:p>
-        <w:p>
-          <w:r>
-            <w:fldChar w:fldCharType="begin" w:dirty="true"/>
-            <w:instrText xml:space="preserve">TOC \o "1-2" \h \z \u</w:instrText>
-            <w:fldChar w:fldCharType="separate"/>
-            <w:fldChar w:fldCharType="end"/>
-          </w:r>
-        </w:p>
-      </w:sdtContent>
-    </w:sdt>
+    <w:bookmarkStart w:id="17" w:name="levando-o-laboratório-para-outra-máquina"/>
     <w:p>
       <w:pPr>
         <w:pStyle w:val="Heading1"/>
       </w:pPr>
-      <w:bookmarkStart w:id="20" w:name="levando-o-laboratório-para-outra-máquina"/>
       <w:r>
         <w:t xml:space="preserve">Levando o laboratório para outra máquina</w:t>
       </w:r>
-      <w:bookmarkEnd w:id="20"/>
     </w:p>
     <w:p>
       <w:pPr>
@@ -66,22 +31,7 @@
         <w:t xml:space="preserve"> </w:t>
       </w:r>
       <w:r>
-        <w:t xml:space="preserve">primeiro para saber o que já está pronto e o que falta. Este documento cobre só a parte técnica de</w:t>
-      </w:r>
-      <w:r>
-        <w:t xml:space="preserve"> </w:t>
-      </w:r>
-      <w:r>
-        <w:t xml:space="preserve">“</w:t>
-      </w:r>
-      <w:r>
-        <w:t xml:space="preserve">instalar e rodar em outro computador</w:t>
-      </w:r>
-      <w:r>
-        <w:t xml:space="preserve">”</w:t>
-      </w:r>
-      <w:r>
-        <w:t xml:space="preserve">.</w:t>
+        <w:t xml:space="preserve">primeiro para saber o que já está pronto e o que falta. Este documento cobre só a parte técnica de "instalar e rodar em outro computador".</w:t>
       </w:r>
     </w:p>
     <w:p>
@@ -91,15 +41,14 @@
         </w:pict>
       </w:r>
     </w:p>
+    <w:bookmarkStart w:id="9" w:name="X750f4fbe80113ff950473d9c0dd00c838766e23"/>
     <w:p>
       <w:pPr>
         <w:pStyle w:val="Heading2"/>
       </w:pPr>
-      <w:bookmarkStart w:id="21" w:name="o-que-copiar"/>
       <w:r>
         <w:t xml:space="preserve">1. O que copiar</w:t>
       </w:r>
-      <w:bookmarkEnd w:id="21"/>
     </w:p>
     <w:p>
       <w:pPr>
@@ -123,6 +72,7 @@
       <w:r>
         <w:rPr>
           <w:b/>
+          <w:bCs/>
         </w:rPr>
         <w:t xml:space="preserve">exceto</w:t>
       </w:r>
@@ -198,19 +148,7 @@
         <w:pStyle w:val="BodyText"/>
       </w:pPr>
       <w:r>
-        <w:t xml:space="preserve">Se o repositório já estiver no GitHub (ver</w:t>
-      </w:r>
-      <w:r>
-        <w:t xml:space="preserve"> </w:t>
-      </w:r>
-      <w:r>
-        <w:rPr>
-          <w:rStyle w:val="VerbatimChar"/>
-        </w:rPr>
-        <w:t xml:space="preserve">docs/ROTEIRO_CICD_CLAUDE_CODE.md</w:t>
-      </w:r>
-      <w:r>
-        <w:t xml:space="preserve">, Passo 1), o jeito mais simples é:</w:t>
+        <w:t xml:space="preserve">O repositório está no GitHub (público), então o jeito mais simples é clonar:</w:t>
       </w:r>
     </w:p>
     <w:p>
@@ -227,31 +165,43 @@
         <w:rPr>
           <w:rStyle w:val="NormalTok"/>
         </w:rPr>
-        <w:t xml:space="preserve"> clone https://github.com/</w:t>
-      </w:r>
-      <w:r>
-        <w:rPr>
-          <w:rStyle w:val="OperatorTok"/>
-        </w:rPr>
-        <w:t xml:space="preserve">&lt;</w:t>
+        <w:t xml:space="preserve"> clone git@github.com:ScaTecnologia/laboratorio-claude-code.git      </w:t>
+      </w:r>
+      <w:r>
+        <w:rPr>
+          <w:rStyle w:val="CommentTok"/>
+        </w:rPr>
+        <w:t xml:space="preserve"># SSH (precisa da chave cadastrada, ver seção 7)</w:t>
+      </w:r>
+      <w:r>
+        <w:br/>
+      </w:r>
+      <w:r>
+        <w:rPr>
+          <w:rStyle w:val="CommentTok"/>
+        </w:rPr>
+        <w:t xml:space="preserve"># ou</w:t>
+      </w:r>
+      <w:r>
+        <w:br/>
+      </w:r>
+      <w:r>
+        <w:rPr>
+          <w:rStyle w:val="FunctionTok"/>
+        </w:rPr>
+        <w:t xml:space="preserve">git</w:t>
       </w:r>
       <w:r>
         <w:rPr>
           <w:rStyle w:val="NormalTok"/>
         </w:rPr>
-        <w:t xml:space="preserve">seu-usuario</w:t>
-      </w:r>
-      <w:r>
-        <w:rPr>
-          <w:rStyle w:val="OperatorTok"/>
-        </w:rPr>
-        <w:t xml:space="preserve">&gt;</w:t>
-      </w:r>
-      <w:r>
-        <w:rPr>
-          <w:rStyle w:val="NormalTok"/>
-        </w:rPr>
-        <w:t xml:space="preserve">/laboratorio-claude-code.git</w:t>
+        <w:t xml:space="preserve"> clone https://github.com/ScaTecnologia/laboratorio-claude-code.git  </w:t>
+      </w:r>
+      <w:r>
+        <w:rPr>
+          <w:rStyle w:val="CommentTok"/>
+        </w:rPr>
+        <w:t xml:space="preserve"># HTTPS (só leitura sem login)</w:t>
       </w:r>
     </w:p>
     <w:p>
@@ -259,7 +209,43 @@
         <w:pStyle w:val="FirstParagraph"/>
       </w:pPr>
       <w:r>
-        <w:t xml:space="preserve">Se</w:t>
+        <w:t xml:space="preserve">Os materiais de curso (</w:t>
+      </w:r>
+      <w:r>
+        <w:rPr>
+          <w:rStyle w:val="VerbatimChar"/>
+        </w:rPr>
+        <w:t xml:space="preserve">.pptx</w:t>
+      </w:r>
+      <w:r>
+        <w:t xml:space="preserve">,</w:t>
+      </w:r>
+      <w:r>
+        <w:t xml:space="preserve"> </w:t>
+      </w:r>
+      <w:r>
+        <w:rPr>
+          <w:rStyle w:val="VerbatimChar"/>
+        </w:rPr>
+        <w:t xml:space="preserve">.zip</w:t>
+      </w:r>
+      <w:r>
+        <w:t xml:space="preserve">,</w:t>
+      </w:r>
+      <w:r>
+        <w:t xml:space="preserve"> </w:t>
+      </w:r>
+      <w:r>
+        <w:rPr>
+          <w:rStyle w:val="VerbatimChar"/>
+        </w:rPr>
+        <w:t xml:space="preserve">Aula3_*</w:t>
+      </w:r>
+      <w:r>
+        <w:t xml:space="preserve"> </w:t>
+      </w:r>
+      <w:r>
+        <w:t xml:space="preserve">etc.)</w:t>
       </w:r>
       <w:r>
         <w:t xml:space="preserve"> </w:t>
@@ -267,46 +253,133 @@
       <w:r>
         <w:rPr>
           <w:b/>
-        </w:rPr>
-        <w:t xml:space="preserve">ainda não</w:t>
-      </w:r>
-      <w:r>
-        <w:t xml:space="preserve"> </w:t>
-      </w:r>
-      <w:r>
-        <w:t xml:space="preserve">estiver no GitHub, copie a pasta com o</w:t>
-      </w:r>
-      <w:r>
-        <w:t xml:space="preserve"> </w:t>
-      </w:r>
-      <w:r>
-        <w:rPr>
-          <w:rStyle w:val="VerbatimChar"/>
-        </w:rPr>
-        <w:t xml:space="preserve">.git</w:t>
-      </w:r>
-      <w:r>
-        <w:t xml:space="preserve"> </w:t>
-      </w:r>
-      <w:r>
-        <w:t xml:space="preserve">incluído (ele carrega todo o histórico) e pule para o passo 2.</w:t>
-      </w:r>
-    </w:p>
+          <w:bCs/>
+        </w:rPr>
+        <w:t xml:space="preserve">não estão no Git</w:t>
+      </w:r>
+      <w:r>
+        <w:t xml:space="preserve"> </w:t>
+      </w:r>
+      <w:r>
+        <w:t xml:space="preserve">(ficam no</w:t>
+      </w:r>
+      <w:r>
+        <w:t xml:space="preserve"> </w:t>
+      </w:r>
+      <w:r>
+        <w:rPr>
+          <w:rStyle w:val="VerbatimChar"/>
+        </w:rPr>
+        <w:t xml:space="preserve">.gitignore</w:t>
+      </w:r>
+      <w:r>
+        <w:t xml:space="preserve">) — se precisar deles, copie à parte.</w:t>
+      </w:r>
+    </w:p>
+    <w:p>
+      <w:pPr>
+        <w:pStyle w:val="BlockText"/>
+      </w:pPr>
+      <w:r>
+        <w:rPr>
+          <w:b/>
+          <w:bCs/>
+        </w:rPr>
+        <w:t xml:space="preserve">Não copie</w:t>
+      </w:r>
+      <w:r>
+        <w:rPr>
+          <w:b/>
+          <w:bCs/>
+        </w:rPr>
+        <w:t xml:space="preserve"> </w:t>
+      </w:r>
+      <w:r>
+        <w:rPr>
+          <w:rStyle w:val="VerbatimChar"/>
+          <w:b/>
+          <w:bCs/>
+        </w:rPr>
+        <w:t xml:space="preserve">node_modules/</w:t>
+      </w:r>
+      <w:r>
+        <w:rPr>
+          <w:b/>
+          <w:bCs/>
+        </w:rPr>
+        <w:t xml:space="preserve"> </w:t>
+      </w:r>
+      <w:r>
+        <w:rPr>
+          <w:b/>
+          <w:bCs/>
+        </w:rPr>
+        <w:t xml:space="preserve">entre sistemas operacionais</w:t>
+      </w:r>
+      <w:r>
+        <w:t xml:space="preserve"> </w:t>
+      </w:r>
+      <w:r>
+        <w:t xml:space="preserve">(ex.: Windows → Linux): os binários em</w:t>
+      </w:r>
+      <w:r>
+        <w:t xml:space="preserve"> </w:t>
+      </w:r>
+      <w:r>
+        <w:rPr>
+          <w:rStyle w:val="VerbatimChar"/>
+        </w:rPr>
+        <w:t xml:space="preserve">node_modules/.bin/</w:t>
+      </w:r>
+      <w:r>
+        <w:t xml:space="preserve"> </w:t>
+      </w:r>
+      <w:r>
+        <w:t xml:space="preserve">perdem a permissão de execução e o</w:t>
+      </w:r>
+      <w:r>
+        <w:t xml:space="preserve"> </w:t>
+      </w:r>
+      <w:r>
+        <w:rPr>
+          <w:rStyle w:val="VerbatimChar"/>
+        </w:rPr>
+        <w:t xml:space="preserve">npm run lint</w:t>
+      </w:r>
+      <w:r>
+        <w:t xml:space="preserve"> </w:t>
+      </w:r>
+      <w:r>
+        <w:t xml:space="preserve">passa a usar um ESLint antigo do sistema, com erro de configuração. Sempre recrie com</w:t>
+      </w:r>
+      <w:r>
+        <w:t xml:space="preserve"> </w:t>
+      </w:r>
+      <w:r>
+        <w:rPr>
+          <w:rStyle w:val="VerbatimChar"/>
+        </w:rPr>
+        <w:t xml:space="preserve">npm ci</w:t>
+      </w:r>
+      <w:r>
+        <w:t xml:space="preserve">.</w:t>
+      </w:r>
+    </w:p>
+    <w:bookmarkEnd w:id="9"/>
+    <w:bookmarkStart w:id="10" w:name="Xb62db81af8e84b527ed5070e6a1d4033b39cbb3"/>
     <w:p>
       <w:pPr>
         <w:pStyle w:val="Heading2"/>
       </w:pPr>
-      <w:bookmarkStart w:id="22" w:name="pré-requisitos-na-máquina-nova"/>
       <w:r>
         <w:t xml:space="preserve">2. Pré-requisitos na máquina nova</w:t>
       </w:r>
-      <w:bookmarkEnd w:id="22"/>
     </w:p>
     <w:tbl>
       <w:tblPr>
         <w:tblStyle w:val="Table"/>
-        <w:tblW w:type="pct" w:w="5000.0"/>
-        <w:tblLook w:firstRow="1"/>
+        <w:tblW w:type="auto" w:w="0"/>
+        <w:tblLook w:firstRow="1" w:lastRow="0" w:firstColumn="0" w:lastColumn="0" w:noHBand="0" w:noVBand="0" w:val="0020"/>
       </w:tblPr>
       <w:tblGrid>
         <w:gridCol w:w="2640"/>
@@ -315,19 +388,13 @@
       </w:tblGrid>
       <w:tr>
         <w:trPr>
-          <w:cnfStyle w:firstRow="1"/>
+          <w:tblHeader w:val="on"/>
         </w:trPr>
         <w:tc>
-          <w:tcPr>
-            <w:tcBorders>
-              <w:bottom w:val="single"/>
-            </w:tcBorders>
-            <w:vAlign w:val="bottom"/>
-          </w:tcPr>
+          <w:tcPr/>
           <w:p>
             <w:pPr>
               <w:pStyle w:val="Compact"/>
-              <w:jc w:val="left"/>
             </w:pPr>
             <w:r>
               <w:t xml:space="preserve">Ferramenta</w:t>
@@ -335,16 +402,10 @@
           </w:p>
         </w:tc>
         <w:tc>
-          <w:tcPr>
-            <w:tcBorders>
-              <w:bottom w:val="single"/>
-            </w:tcBorders>
-            <w:vAlign w:val="bottom"/>
-          </w:tcPr>
+          <w:tcPr/>
           <w:p>
             <w:pPr>
               <w:pStyle w:val="Compact"/>
-              <w:jc w:val="left"/>
             </w:pPr>
             <w:r>
               <w:t xml:space="preserve">Versão usada neste laboratório</w:t>
@@ -352,16 +413,10 @@
           </w:p>
         </w:tc>
         <w:tc>
-          <w:tcPr>
-            <w:tcBorders>
-              <w:bottom w:val="single"/>
-            </w:tcBorders>
-            <w:vAlign w:val="bottom"/>
-          </w:tcPr>
+          <w:tcPr/>
           <w:p>
             <w:pPr>
               <w:pStyle w:val="Compact"/>
-              <w:jc w:val="left"/>
             </w:pPr>
             <w:r>
               <w:t xml:space="preserve">Como checar</w:t>
@@ -371,10 +426,10 @@
       </w:tr>
       <w:tr>
         <w:tc>
+          <w:tcPr/>
           <w:p>
             <w:pPr>
               <w:pStyle w:val="Compact"/>
-              <w:jc w:val="left"/>
             </w:pPr>
             <w:r>
               <w:t xml:space="preserve">Node.js</w:t>
@@ -382,10 +437,10 @@
           </w:p>
         </w:tc>
         <w:tc>
+          <w:tcPr/>
           <w:p>
             <w:pPr>
               <w:pStyle w:val="Compact"/>
-              <w:jc w:val="left"/>
             </w:pPr>
             <w:r>
               <w:t xml:space="preserve">22.x</w:t>
@@ -393,10 +448,10 @@
           </w:p>
         </w:tc>
         <w:tc>
+          <w:tcPr/>
           <w:p>
             <w:pPr>
               <w:pStyle w:val="Compact"/>
-              <w:jc w:val="left"/>
             </w:pPr>
             <w:r>
               <w:rPr>
@@ -409,10 +464,10 @@
       </w:tr>
       <w:tr>
         <w:tc>
+          <w:tcPr/>
           <w:p>
             <w:pPr>
               <w:pStyle w:val="Compact"/>
-              <w:jc w:val="left"/>
             </w:pPr>
             <w:r>
               <w:t xml:space="preserve">Python</w:t>
@@ -420,10 +475,10 @@
           </w:p>
         </w:tc>
         <w:tc>
+          <w:tcPr/>
           <w:p>
             <w:pPr>
               <w:pStyle w:val="Compact"/>
-              <w:jc w:val="left"/>
             </w:pPr>
             <w:r>
               <w:t xml:space="preserve">3.10.x</w:t>
@@ -431,10 +486,10 @@
           </w:p>
         </w:tc>
         <w:tc>
+          <w:tcPr/>
           <w:p>
             <w:pPr>
               <w:pStyle w:val="Compact"/>
-              <w:jc w:val="left"/>
             </w:pPr>
             <w:r>
               <w:rPr>
@@ -447,10 +502,10 @@
       </w:tr>
       <w:tr>
         <w:tc>
+          <w:tcPr/>
           <w:p>
             <w:pPr>
               <w:pStyle w:val="Compact"/>
-              <w:jc w:val="left"/>
             </w:pPr>
             <w:r>
               <w:t xml:space="preserve">Git</w:t>
@@ -458,10 +513,10 @@
           </w:p>
         </w:tc>
         <w:tc>
+          <w:tcPr/>
           <w:p>
             <w:pPr>
               <w:pStyle w:val="Compact"/>
-              <w:jc w:val="left"/>
             </w:pPr>
             <w:r>
               <w:t xml:space="preserve">qualquer recente</w:t>
@@ -469,10 +524,10 @@
           </w:p>
         </w:tc>
         <w:tc>
+          <w:tcPr/>
           <w:p>
             <w:pPr>
               <w:pStyle w:val="Compact"/>
-              <w:jc w:val="left"/>
             </w:pPr>
             <w:r>
               <w:rPr>
@@ -485,10 +540,10 @@
       </w:tr>
       <w:tr>
         <w:tc>
+          <w:tcPr/>
           <w:p>
             <w:pPr>
               <w:pStyle w:val="Compact"/>
-              <w:jc w:val="left"/>
             </w:pPr>
             <w:r>
               <w:t xml:space="preserve">PostgreSQL</w:t>
@@ -496,10 +551,10 @@
           </w:p>
         </w:tc>
         <w:tc>
+          <w:tcPr/>
           <w:p>
             <w:pPr>
               <w:pStyle w:val="Compact"/>
-              <w:jc w:val="left"/>
             </w:pPr>
             <w:r>
               <w:t xml:space="preserve">rodando em</w:t>
@@ -552,10 +607,10 @@
           </w:p>
         </w:tc>
         <w:tc>
+          <w:tcPr/>
           <w:p>
             <w:pPr>
               <w:pStyle w:val="Compact"/>
-              <w:jc w:val="left"/>
             </w:pPr>
             <w:r>
               <w:t xml:space="preserve">ver seção 4</w:t>
@@ -565,57 +620,69 @@
       </w:tr>
       <w:tr>
         <w:tc>
+          <w:tcPr/>
           <w:p>
             <w:pPr>
               <w:pStyle w:val="Compact"/>
-              <w:jc w:val="left"/>
             </w:pPr>
             <w:r>
-              <w:t xml:space="preserve">Docker</w:t>
+              <w:t xml:space="preserve">Docker + Compose</w:t>
             </w:r>
           </w:p>
         </w:tc>
         <w:tc>
+          <w:tcPr/>
           <w:p>
             <w:pPr>
               <w:pStyle w:val="Compact"/>
-              <w:jc w:val="left"/>
             </w:pPr>
             <w:r>
+              <w:t xml:space="preserve">recomendado — sobe Postgres + Node + Python com um comando (ver seção 6). Seu usuário precisa estar no grupo</w:t>
+            </w:r>
+            <w:r>
+              <w:t xml:space="preserve"> </w:t>
+            </w:r>
+            <w:r>
               <w:rPr>
-                <w:b/>
+                <w:rStyle w:val="VerbatimChar"/>
               </w:rPr>
-              <w:t xml:space="preserve">só se a máquina permitir</w:t>
-            </w:r>
-            <w:r>
-              <w:t xml:space="preserve"> </w:t>
-            </w:r>
-            <w:r>
-              <w:t xml:space="preserve">(não era o caso na máquina Unisys original)</w:t>
+              <w:t xml:space="preserve">docker</w:t>
             </w:r>
           </w:p>
         </w:tc>
         <w:tc>
+          <w:tcPr/>
           <w:p>
             <w:pPr>
               <w:pStyle w:val="Compact"/>
-              <w:jc w:val="left"/>
             </w:pPr>
             <w:r>
               <w:rPr>
                 <w:rStyle w:val="VerbatimChar"/>
               </w:rPr>
               <w:t xml:space="preserve">docker --version</w:t>
+            </w:r>
+            <w:r>
+              <w:t xml:space="preserve">,</w:t>
+            </w:r>
+            <w:r>
+              <w:t xml:space="preserve"> </w:t>
+            </w:r>
+            <w:r>
+              <w:rPr>
+                <w:rStyle w:val="VerbatimChar"/>
+              </w:rPr>
+              <w:t xml:space="preserve">docker compose version</w:t>
             </w:r>
           </w:p>
         </w:tc>
       </w:tr>
       <w:tr>
         <w:tc>
+          <w:tcPr/>
           <w:p>
             <w:pPr>
               <w:pStyle w:val="Compact"/>
-              <w:jc w:val="left"/>
             </w:pPr>
             <w:r>
               <w:t xml:space="preserve">GitHub CLI (</w:t>
@@ -632,21 +699,30 @@
           </w:p>
         </w:tc>
         <w:tc>
+          <w:tcPr/>
           <w:p>
             <w:pPr>
               <w:pStyle w:val="Compact"/>
-              <w:jc w:val="left"/>
             </w:pPr>
             <w:r>
-              <w:t xml:space="preserve">opcional, facilita o Passo 1 do roteiro de CI/CD</w:t>
+              <w:t xml:space="preserve">recomendado — usado para rulesets, board, PRs. Sem sudo: baixar o binário oficial de github.com/cli/cli/releases (conferindo o checksum) para</w:t>
+            </w:r>
+            <w:r>
+              <w:t xml:space="preserve"> </w:t>
+            </w:r>
+            <w:r>
+              <w:rPr>
+                <w:rStyle w:val="VerbatimChar"/>
+              </w:rPr>
+              <w:t xml:space="preserve">~/.local/bin</w:t>
             </w:r>
           </w:p>
         </w:tc>
         <w:tc>
+          <w:tcPr/>
           <w:p>
             <w:pPr>
               <w:pStyle w:val="Compact"/>
-              <w:jc w:val="left"/>
             </w:pPr>
             <w:r>
               <w:rPr>
@@ -666,15 +742,15 @@
         <w:t xml:space="preserve">Não é obrigatório ter exatamente essas versões — o projeto não usa recursos exóticos — mas são as versões validadas nesta sessão.</w:t>
       </w:r>
     </w:p>
+    <w:bookmarkEnd w:id="10"/>
+    <w:bookmarkStart w:id="11" w:name="Xfb231743fd53293a17e4ac202c14330480d88ee"/>
     <w:p>
       <w:pPr>
         <w:pStyle w:val="Heading2"/>
       </w:pPr>
-      <w:bookmarkStart w:id="23" w:name="instalar-dependências"/>
       <w:r>
         <w:t xml:space="preserve">3. Instalar dependências</w:t>
       </w:r>
-      <w:bookmarkEnd w:id="23"/>
     </w:p>
     <w:p>
       <w:pPr>
@@ -717,7 +793,7 @@
         <w:rPr>
           <w:rStyle w:val="NormalTok"/>
         </w:rPr>
-        <w:t xml:space="preserve"> install</w:t>
+        <w:t xml:space="preserve"> ci</w:t>
       </w:r>
       <w:r>
         <w:br/>
@@ -738,7 +814,7 @@
         <w:rPr>
           <w:rStyle w:val="CommentTok"/>
         </w:rPr>
-        <w:t xml:space="preserve"># mais flake8, pytest, bandit, pip-audit</w:t>
+        <w:t xml:space="preserve"># mais flake8, pytest, bandit, pip-audit. Prefira um venv:</w:t>
       </w:r>
       <w:r>
         <w:br/>
@@ -747,24 +823,253 @@
         <w:rPr>
           <w:rStyle w:val="ExtensionTok"/>
         </w:rPr>
+        <w:t xml:space="preserve">python3</w:t>
+      </w:r>
+      <w:r>
+        <w:rPr>
+          <w:rStyle w:val="NormalTok"/>
+        </w:rPr>
+        <w:t xml:space="preserve"> </w:t>
+      </w:r>
+      <w:r>
+        <w:rPr>
+          <w:rStyle w:val="AttributeTok"/>
+        </w:rPr>
+        <w:t xml:space="preserve">-m</w:t>
+      </w:r>
+      <w:r>
+        <w:rPr>
+          <w:rStyle w:val="NormalTok"/>
+        </w:rPr>
+        <w:t xml:space="preserve"> venv .venv </w:t>
+      </w:r>
+      <w:r>
+        <w:rPr>
+          <w:rStyle w:val="KeywordTok"/>
+        </w:rPr>
+        <w:t xml:space="preserve">&amp;&amp;</w:t>
+      </w:r>
+      <w:r>
+        <w:rPr>
+          <w:rStyle w:val="NormalTok"/>
+        </w:rPr>
+        <w:t xml:space="preserve"> </w:t>
+      </w:r>
+      <w:r>
+        <w:rPr>
+          <w:rStyle w:val="BuiltInTok"/>
+        </w:rPr>
+        <w:t xml:space="preserve">.</w:t>
+      </w:r>
+      <w:r>
+        <w:rPr>
+          <w:rStyle w:val="NormalTok"/>
+        </w:rPr>
+        <w:t xml:space="preserve"> .venv/bin/activate</w:t>
+      </w:r>
+      <w:r>
+        <w:br/>
+      </w:r>
+      <w:r>
+        <w:rPr>
+          <w:rStyle w:val="ExtensionTok"/>
+        </w:rPr>
         <w:t xml:space="preserve">pip</w:t>
       </w:r>
       <w:r>
         <w:rPr>
           <w:rStyle w:val="NormalTok"/>
         </w:rPr>
-        <w:t xml:space="preserve"> install -r requirements-dev.txt</w:t>
-      </w:r>
-    </w:p>
+        <w:t xml:space="preserve"> install </w:t>
+      </w:r>
+      <w:r>
+        <w:rPr>
+          <w:rStyle w:val="AttributeTok"/>
+        </w:rPr>
+        <w:t xml:space="preserve">-r</w:t>
+      </w:r>
+      <w:r>
+        <w:rPr>
+          <w:rStyle w:val="NormalTok"/>
+        </w:rPr>
+        <w:t xml:space="preserve"> requirements-dev.txt</w:t>
+      </w:r>
+    </w:p>
+    <w:p>
+      <w:pPr>
+        <w:pStyle w:val="FirstParagraph"/>
+      </w:pPr>
+      <w:r>
+        <w:t xml:space="preserve">Se o Python do sistema não tiver</w:t>
+      </w:r>
+      <w:r>
+        <w:t xml:space="preserve"> </w:t>
+      </w:r>
+      <w:r>
+        <w:rPr>
+          <w:rStyle w:val="VerbatimChar"/>
+        </w:rPr>
+        <w:t xml:space="preserve">venv</w:t>
+      </w:r>
+      <w:r>
+        <w:t xml:space="preserve">/</w:t>
+      </w:r>
+      <w:r>
+        <w:rPr>
+          <w:rStyle w:val="VerbatimChar"/>
+        </w:rPr>
+        <w:t xml:space="preserve">pip</w:t>
+      </w:r>
+      <w:r>
+        <w:t xml:space="preserve"> </w:t>
+      </w:r>
+      <w:r>
+        <w:t xml:space="preserve">(comum no Ubuntu sem o pacote</w:t>
+      </w:r>
+      <w:r>
+        <w:t xml:space="preserve"> </w:t>
+      </w:r>
+      <w:r>
+        <w:rPr>
+          <w:rStyle w:val="VerbatimChar"/>
+        </w:rPr>
+        <w:t xml:space="preserve">python3-venv</w:t>
+      </w:r>
+      <w:r>
+        <w:t xml:space="preserve">) e você não puder instalar, rode as ferramentas Python num container descartável — é o que foi feito na máquina Linux em 2026-09-24:</w:t>
+      </w:r>
+    </w:p>
+    <w:p>
+      <w:pPr>
+        <w:pStyle w:val="SourceCode"/>
+      </w:pPr>
+      <w:r>
+        <w:rPr>
+          <w:rStyle w:val="ExtensionTok"/>
+        </w:rPr>
+        <w:t xml:space="preserve">docker</w:t>
+      </w:r>
+      <w:r>
+        <w:rPr>
+          <w:rStyle w:val="NormalTok"/>
+        </w:rPr>
+        <w:t xml:space="preserve"> run </w:t>
+      </w:r>
+      <w:r>
+        <w:rPr>
+          <w:rStyle w:val="AttributeTok"/>
+        </w:rPr>
+        <w:t xml:space="preserve">--rm</w:t>
+      </w:r>
+      <w:r>
+        <w:rPr>
+          <w:rStyle w:val="NormalTok"/>
+        </w:rPr>
+        <w:t xml:space="preserve"> </w:t>
+      </w:r>
+      <w:r>
+        <w:rPr>
+          <w:rStyle w:val="AttributeTok"/>
+        </w:rPr>
+        <w:t xml:space="preserve">-v</w:t>
+      </w:r>
+      <w:r>
+        <w:rPr>
+          <w:rStyle w:val="NormalTok"/>
+        </w:rPr>
+        <w:t xml:space="preserve"> </w:t>
+      </w:r>
+      <w:r>
+        <w:rPr>
+          <w:rStyle w:val="StringTok"/>
+        </w:rPr>
+        <w:t xml:space="preserve">"</w:t>
+      </w:r>
+      <w:r>
+        <w:rPr>
+          <w:rStyle w:val="VariableTok"/>
+        </w:rPr>
+        <w:t xml:space="preserve">$PWD</w:t>
+      </w:r>
+      <w:r>
+        <w:rPr>
+          <w:rStyle w:val="StringTok"/>
+        </w:rPr>
+        <w:t xml:space="preserve">"</w:t>
+      </w:r>
+      <w:r>
+        <w:rPr>
+          <w:rStyle w:val="NormalTok"/>
+        </w:rPr>
+        <w:t xml:space="preserve">:/app:ro </w:t>
+      </w:r>
+      <w:r>
+        <w:rPr>
+          <w:rStyle w:val="AttributeTok"/>
+        </w:rPr>
+        <w:t xml:space="preserve">-w</w:t>
+      </w:r>
+      <w:r>
+        <w:rPr>
+          <w:rStyle w:val="NormalTok"/>
+        </w:rPr>
+        <w:t xml:space="preserve"> /app </w:t>
+      </w:r>
+      <w:r>
+        <w:rPr>
+          <w:rStyle w:val="AttributeTok"/>
+        </w:rPr>
+        <w:t xml:space="preserve">-e</w:t>
+      </w:r>
+      <w:r>
+        <w:rPr>
+          <w:rStyle w:val="NormalTok"/>
+        </w:rPr>
+        <w:t xml:space="preserve"> PYTHONDONTWRITEBYTECODE=1 python:3.10-slim sh </w:t>
+      </w:r>
+      <w:r>
+        <w:rPr>
+          <w:rStyle w:val="AttributeTok"/>
+        </w:rPr>
+        <w:t xml:space="preserve">-c</w:t>
+      </w:r>
+      <w:r>
+        <w:rPr>
+          <w:rStyle w:val="NormalTok"/>
+        </w:rPr>
+        <w:t xml:space="preserve"> </w:t>
+      </w:r>
+      <w:r>
+        <w:rPr>
+          <w:rStyle w:val="DataTypeTok"/>
+        </w:rPr>
+        <w:t xml:space="preserve">\</w:t>
+      </w:r>
+      <w:r>
+        <w:br/>
+      </w:r>
+      <w:r>
+        <w:rPr>
+          <w:rStyle w:val="NormalTok"/>
+        </w:rPr>
+        <w:t xml:space="preserve">  </w:t>
+      </w:r>
+      <w:r>
+        <w:rPr>
+          <w:rStyle w:val="StringTok"/>
+        </w:rPr>
+        <w:t xml:space="preserve">"pip install -q -r requirements-dev.txt &amp;&amp; flake8 src/ tests/ --config=.flake8 &amp;&amp; pytest tests/ -q -p no:cacheprovider &amp;&amp; bandit -r src/ -q"</w:t>
+      </w:r>
+    </w:p>
+    <w:bookmarkEnd w:id="11"/>
+    <w:bookmarkStart w:id="12" w:name="X5d8c5e20cd2eb5bdf054b347bf059f169628238"/>
     <w:p>
       <w:pPr>
         <w:pStyle w:val="Heading2"/>
       </w:pPr>
-      <w:bookmarkStart w:id="24" w:name="banco-de-dados"/>
       <w:r>
         <w:t xml:space="preserve">4. Banco de dados</w:t>
       </w:r>
-      <w:bookmarkEnd w:id="24"/>
     </w:p>
     <w:p>
       <w:pPr>
@@ -889,18 +1194,19 @@
       <w:r>
         <w:t xml:space="preserve">Se a máquina nova não tiver Postgres instalado localmente:</w:t>
       </w:r>
-      <w:r>
-        <w:t xml:space="preserve"> </w:t>
-      </w:r>
-      <w:r>
-        <w:t xml:space="preserve">-</w:t>
-      </w:r>
-      <w:r>
-        <w:t xml:space="preserve"> </w:t>
-      </w:r>
+    </w:p>
+    <w:p>
+      <w:pPr>
+        <w:pStyle w:val="Compact"/>
+        <w:numPr>
+          <w:ilvl w:val="0"/>
+          <w:numId w:val="1001"/>
+        </w:numPr>
+      </w:pPr>
       <w:r>
         <w:rPr>
           <w:b/>
+          <w:bCs/>
         </w:rPr>
         <w:t xml:space="preserve">Instalar Postgres nativo</w:t>
       </w:r>
@@ -940,23 +1246,27 @@
       <w:r>
         <w:t xml:space="preserve">ao iniciar), ou</w:t>
       </w:r>
-      <w:r>
-        <w:t xml:space="preserve"> </w:t>
-      </w:r>
-      <w:r>
-        <w:t xml:space="preserve">-</w:t>
-      </w:r>
-      <w:r>
-        <w:t xml:space="preserve"> </w:t>
-      </w:r>
+    </w:p>
+    <w:p>
+      <w:pPr>
+        <w:pStyle w:val="Compact"/>
+        <w:numPr>
+          <w:ilvl w:val="0"/>
+          <w:numId w:val="1001"/>
+        </w:numPr>
+      </w:pPr>
       <w:r>
         <w:rPr>
           <w:b/>
-        </w:rPr>
-        <w:t xml:space="preserve">Se Docker for permitido nesta máquina</w:t>
-      </w:r>
-      <w:r>
-        <w:t xml:space="preserve">: use o</w:t>
+          <w:bCs/>
+        </w:rPr>
+        <w:t xml:space="preserve">Com Docker</w:t>
+      </w:r>
+      <w:r>
+        <w:t xml:space="preserve"> </w:t>
+      </w:r>
+      <w:r>
+        <w:t xml:space="preserve">(recomendado): use o</w:t>
       </w:r>
       <w:r>
         <w:t xml:space="preserve"> </w:t>
@@ -968,36 +1278,69 @@
         <w:t xml:space="preserve">docker-compose.yml</w:t>
       </w:r>
       <w:r>
-        <w:t xml:space="preserve"> </w:t>
-      </w:r>
-      <w:r>
-        <w:t xml:space="preserve">já pronto neste projeto, que sobe um Postgres na porta certa:</w:t>
-      </w:r>
-      <w:r>
-        <w:t xml:space="preserve"> </w:t>
-      </w:r>
-      <w:r>
-        <w:rPr>
-          <w:rStyle w:val="VerbatimChar"/>
-        </w:rPr>
-        <w:t xml:space="preserve">bash   docker compose up postgres -d</w:t>
-      </w:r>
-      <w:r>
-        <w:t xml:space="preserve"> </w:t>
-      </w:r>
+        <w:t xml:space="preserve">, que sobe um Postgres na porta certa (publicado só em</w:t>
+      </w:r>
+      <w:r>
+        <w:t xml:space="preserve"> </w:t>
+      </w:r>
+      <w:r>
+        <w:rPr>
+          <w:rStyle w:val="VerbatimChar"/>
+        </w:rPr>
+        <w:t xml:space="preserve">127.0.0.1</w:t>
+      </w:r>
+      <w:r>
+        <w:t xml:space="preserve">):</w:t>
+      </w:r>
+    </w:p>
+    <w:p>
+      <w:pPr>
+        <w:pStyle w:val="SourceCode"/>
+        <w:numPr>
+          <w:ilvl w:val="0"/>
+          <w:numId w:val="1000"/>
+        </w:numPr>
+      </w:pPr>
+      <w:r>
+        <w:rPr>
+          <w:rStyle w:val="ExtensionTok"/>
+        </w:rPr>
+        <w:t xml:space="preserve">docker</w:t>
+      </w:r>
+      <w:r>
+        <w:rPr>
+          <w:rStyle w:val="NormalTok"/>
+        </w:rPr>
+        <w:t xml:space="preserve"> compose up postgres </w:t>
+      </w:r>
+      <w:r>
+        <w:rPr>
+          <w:rStyle w:val="AttributeTok"/>
+        </w:rPr>
+        <w:t xml:space="preserve">-d</w:t>
+      </w:r>
+    </w:p>
+    <w:p>
+      <w:pPr>
+        <w:pStyle w:val="Compact"/>
+        <w:numPr>
+          <w:ilvl w:val="0"/>
+          <w:numId w:val="1000"/>
+        </w:numPr>
+      </w:pPr>
       <w:r>
         <w:t xml:space="preserve">(não precisa subir os outros serviços do compose só para rodar os testes locais)</w:t>
       </w:r>
     </w:p>
+    <w:bookmarkEnd w:id="12"/>
+    <w:bookmarkStart w:id="13" w:name="Xbc451646d1ba95e3f6550b080dd175b22642b12"/>
     <w:p>
       <w:pPr>
         <w:pStyle w:val="Heading2"/>
       </w:pPr>
-      <w:bookmarkStart w:id="25" w:name="Xebb635f9c46d3bea4f3f25f73b5d46f7a3a0d83"/>
       <w:r>
         <w:t xml:space="preserve">5. Verificar que está tudo igual — rode a mesma bateria desta sessão</w:t>
       </w:r>
-      <w:bookmarkEnd w:id="25"/>
     </w:p>
     <w:p>
       <w:pPr>
@@ -1013,7 +1356,13 @@
         <w:rPr>
           <w:rStyle w:val="NormalTok"/>
         </w:rPr>
-        <w:t xml:space="preserve"> run lint                                    # esperado: 0 erros (alguns avisos são normais)</w:t>
+        <w:t xml:space="preserve"> run lint                                    </w:t>
+      </w:r>
+      <w:r>
+        <w:rPr>
+          <w:rStyle w:val="CommentTok"/>
+        </w:rPr>
+        <w:t xml:space="preserve"># esperado: 0 erros (alguns avisos são normais)</w:t>
       </w:r>
       <w:r>
         <w:br/>
@@ -1028,7 +1377,13 @@
         <w:rPr>
           <w:rStyle w:val="NormalTok"/>
         </w:rPr>
-        <w:t xml:space="preserve"> run test:unit                               # esperado: passa (não depende de banco)</w:t>
+        <w:t xml:space="preserve"> run test:unit                               </w:t>
+      </w:r>
+      <w:r>
+        <w:rPr>
+          <w:rStyle w:val="CommentTok"/>
+        </w:rPr>
+        <w:t xml:space="preserve"># esperado: passa (não depende de banco)</w:t>
       </w:r>
       <w:r>
         <w:br/>
@@ -1043,7 +1398,13 @@
         <w:rPr>
           <w:rStyle w:val="NormalTok"/>
         </w:rPr>
-        <w:t xml:space="preserve"> run test:integration                        # esperado: passa (precisa do Postgres do passo 4)</w:t>
+        <w:t xml:space="preserve"> run test:integration                        </w:t>
+      </w:r>
+      <w:r>
+        <w:rPr>
+          <w:rStyle w:val="CommentTok"/>
+        </w:rPr>
+        <w:t xml:space="preserve"># esperado: passa (precisa do Postgres do passo 4)</w:t>
       </w:r>
       <w:r>
         <w:br/>
@@ -1058,7 +1419,31 @@
         <w:rPr>
           <w:rStyle w:val="NormalTok"/>
         </w:rPr>
-        <w:t xml:space="preserve"> src/ tests/ --config=.flake8              # esperado: 0 erros</w:t>
+        <w:t xml:space="preserve"> src/ tests/ </w:t>
+      </w:r>
+      <w:r>
+        <w:rPr>
+          <w:rStyle w:val="AttributeTok"/>
+        </w:rPr>
+        <w:t xml:space="preserve">--config</w:t>
+      </w:r>
+      <w:r>
+        <w:rPr>
+          <w:rStyle w:val="OperatorTok"/>
+        </w:rPr>
+        <w:t xml:space="preserve">=</w:t>
+      </w:r>
+      <w:r>
+        <w:rPr>
+          <w:rStyle w:val="NormalTok"/>
+        </w:rPr>
+        <w:t xml:space="preserve">.flake8              </w:t>
+      </w:r>
+      <w:r>
+        <w:rPr>
+          <w:rStyle w:val="CommentTok"/>
+        </w:rPr>
+        <w:t xml:space="preserve"># esperado: 0 erros</w:t>
       </w:r>
       <w:r>
         <w:br/>
@@ -1073,7 +1458,25 @@
         <w:rPr>
           <w:rStyle w:val="NormalTok"/>
         </w:rPr>
-        <w:t xml:space="preserve"> tests/ -v                                 # esperado: 6 passed</w:t>
+        <w:t xml:space="preserve"> tests/ </w:t>
+      </w:r>
+      <w:r>
+        <w:rPr>
+          <w:rStyle w:val="AttributeTok"/>
+        </w:rPr>
+        <w:t xml:space="preserve">-v</w:t>
+      </w:r>
+      <w:r>
+        <w:rPr>
+          <w:rStyle w:val="NormalTok"/>
+        </w:rPr>
+        <w:t xml:space="preserve">                                 </w:t>
+      </w:r>
+      <w:r>
+        <w:rPr>
+          <w:rStyle w:val="CommentTok"/>
+        </w:rPr>
+        <w:t xml:space="preserve"># esperado: 6 passed</w:t>
       </w:r>
       <w:r>
         <w:br/>
@@ -1088,7 +1491,37 @@
         <w:rPr>
           <w:rStyle w:val="NormalTok"/>
         </w:rPr>
-        <w:t xml:space="preserve"> -r src/ -q                                # esperado: 0 issues (nosec já documentados no código)</w:t>
+        <w:t xml:space="preserve"> </w:t>
+      </w:r>
+      <w:r>
+        <w:rPr>
+          <w:rStyle w:val="AttributeTok"/>
+        </w:rPr>
+        <w:t xml:space="preserve">-r</w:t>
+      </w:r>
+      <w:r>
+        <w:rPr>
+          <w:rStyle w:val="NormalTok"/>
+        </w:rPr>
+        <w:t xml:space="preserve"> src/ </w:t>
+      </w:r>
+      <w:r>
+        <w:rPr>
+          <w:rStyle w:val="AttributeTok"/>
+        </w:rPr>
+        <w:t xml:space="preserve">-q</w:t>
+      </w:r>
+      <w:r>
+        <w:rPr>
+          <w:rStyle w:val="NormalTok"/>
+        </w:rPr>
+        <w:t xml:space="preserve">                                </w:t>
+      </w:r>
+      <w:r>
+        <w:rPr>
+          <w:rStyle w:val="CommentTok"/>
+        </w:rPr>
+        <w:t xml:space="preserve"># esperado: 0 issues (nosec já documentados no código)</w:t>
       </w:r>
     </w:p>
     <w:p>
@@ -1111,15 +1544,33 @@
         <w:t xml:space="preserve">, algo mudou entre as máquinas — investigue antes de seguir em frente.</w:t>
       </w:r>
     </w:p>
+    <w:bookmarkEnd w:id="13"/>
+    <w:bookmarkStart w:id="14" w:name="Xab1728b150b1d5fc7f6241033274e0c49246003"/>
     <w:p>
       <w:pPr>
         <w:pStyle w:val="Heading2"/>
       </w:pPr>
-      <w:bookmarkStart w:id="26" w:name="rodar-a-aplicação"/>
       <w:r>
         <w:t xml:space="preserve">6. Rodar a aplicação</w:t>
       </w:r>
-      <w:bookmarkEnd w:id="26"/>
+    </w:p>
+    <w:p>
+      <w:pPr>
+        <w:pStyle w:val="FirstParagraph"/>
+      </w:pPr>
+      <w:r>
+        <w:rPr>
+          <w:b/>
+          <w:bCs/>
+        </w:rPr>
+        <w:t xml:space="preserve">Com Docker</w:t>
+      </w:r>
+      <w:r>
+        <w:t xml:space="preserve"> </w:t>
+      </w:r>
+      <w:r>
+        <w:t xml:space="preserve">(tudo de uma vez):</w:t>
+      </w:r>
     </w:p>
     <w:p>
       <w:pPr>
@@ -1129,13 +1580,105 @@
         <w:rPr>
           <w:rStyle w:val="ExtensionTok"/>
         </w:rPr>
+        <w:t xml:space="preserve">docker</w:t>
+      </w:r>
+      <w:r>
+        <w:rPr>
+          <w:rStyle w:val="NormalTok"/>
+        </w:rPr>
+        <w:t xml:space="preserve"> compose up </w:t>
+      </w:r>
+      <w:r>
+        <w:rPr>
+          <w:rStyle w:val="AttributeTok"/>
+        </w:rPr>
+        <w:t xml:space="preserve">--build</w:t>
+      </w:r>
+      <w:r>
+        <w:rPr>
+          <w:rStyle w:val="NormalTok"/>
+        </w:rPr>
+        <w:t xml:space="preserve"> </w:t>
+      </w:r>
+      <w:r>
+        <w:rPr>
+          <w:rStyle w:val="AttributeTok"/>
+        </w:rPr>
+        <w:t xml:space="preserve">-d</w:t>
+      </w:r>
+      <w:r>
+        <w:rPr>
+          <w:rStyle w:val="NormalTok"/>
+        </w:rPr>
+        <w:t xml:space="preserve">       </w:t>
+      </w:r>
+      <w:r>
+        <w:rPr>
+          <w:rStyle w:val="CommentTok"/>
+        </w:rPr>
+        <w:t xml:space="preserve"># postgres (5151), node (3000), fornecedores (3001)</w:t>
+      </w:r>
+      <w:r>
+        <w:br/>
+      </w:r>
+      <w:r>
+        <w:rPr>
+          <w:rStyle w:val="ExtensionTok"/>
+        </w:rPr>
+        <w:t xml:space="preserve">docker</w:t>
+      </w:r>
+      <w:r>
+        <w:rPr>
+          <w:rStyle w:val="NormalTok"/>
+        </w:rPr>
+        <w:t xml:space="preserve"> compose down                </w:t>
+      </w:r>
+      <w:r>
+        <w:rPr>
+          <w:rStyle w:val="CommentTok"/>
+        </w:rPr>
+        <w:t xml:space="preserve"># derrubar</w:t>
+      </w:r>
+    </w:p>
+    <w:p>
+      <w:pPr>
+        <w:pStyle w:val="FirstParagraph"/>
+      </w:pPr>
+      <w:r>
+        <w:rPr>
+          <w:b/>
+          <w:bCs/>
+        </w:rPr>
+        <w:t xml:space="preserve">Sem Docker</w:t>
+      </w:r>
+      <w:r>
+        <w:t xml:space="preserve"> </w:t>
+      </w:r>
+      <w:r>
+        <w:t xml:space="preserve">(Postgres local na 5151 já rodando):</w:t>
+      </w:r>
+    </w:p>
+    <w:p>
+      <w:pPr>
+        <w:pStyle w:val="SourceCode"/>
+      </w:pPr>
+      <w:r>
+        <w:rPr>
+          <w:rStyle w:val="ExtensionTok"/>
+        </w:rPr>
         <w:t xml:space="preserve">node</w:t>
       </w:r>
       <w:r>
         <w:rPr>
           <w:rStyle w:val="NormalTok"/>
         </w:rPr>
-        <w:t xml:space="preserve"> src/server.js                 # terminal 1 — porta 3000</w:t>
+        <w:t xml:space="preserve"> src/server.js                 </w:t>
+      </w:r>
+      <w:r>
+        <w:rPr>
+          <w:rStyle w:val="CommentTok"/>
+        </w:rPr>
+        <w:t xml:space="preserve"># terminal 1 — porta 3000</w:t>
       </w:r>
       <w:r>
         <w:br/>
@@ -1150,7 +1693,13 @@
         <w:rPr>
           <w:rStyle w:val="NormalTok"/>
         </w:rPr>
-        <w:t xml:space="preserve"> src/fornecedores_api.py     # terminal 2 — porta 3001</w:t>
+        <w:t xml:space="preserve"> src/fornecedores_api.py     </w:t>
+      </w:r>
+      <w:r>
+        <w:rPr>
+          <w:rStyle w:val="CommentTok"/>
+        </w:rPr>
+        <w:t xml:space="preserve"># terminal 2 — porta 3001</w:t>
       </w:r>
     </w:p>
     <w:p>
@@ -1158,6 +1707,14 @@
         <w:pStyle w:val="FirstParagraph"/>
       </w:pPr>
       <w:r>
+        <w:t xml:space="preserve">Não rode as duas formas ao mesmo tempo — elas disputam as portas 3000, 3001 e 5151.</w:t>
+      </w:r>
+    </w:p>
+    <w:p>
+      <w:pPr>
+        <w:pStyle w:val="BodyText"/>
+      </w:pPr>
+      <w:r>
         <w:t xml:space="preserve">URLs em</w:t>
       </w:r>
       <w:r>
@@ -1173,21 +1730,21 @@
         <w:t xml:space="preserve">.</w:t>
       </w:r>
     </w:p>
+    <w:bookmarkEnd w:id="14"/>
+    <w:bookmarkStart w:id="15" w:name="X28b96c12804386aa281362e0edfb1d025117bfc"/>
     <w:p>
       <w:pPr>
         <w:pStyle w:val="Heading2"/>
       </w:pPr>
-      <w:bookmarkStart w:id="27" w:name="Xd5cc32dcb7f08178d9038f3f93776ef1f80a319"/>
       <w:r>
         <w:t xml:space="preserve">7. O que reconfigurar (não é copiado automaticamente)</w:t>
       </w:r>
-      <w:bookmarkEnd w:id="27"/>
     </w:p>
     <w:tbl>
       <w:tblPr>
         <w:tblStyle w:val="Table"/>
-        <w:tblW w:type="pct" w:w="5000.0"/>
-        <w:tblLook w:firstRow="1"/>
+        <w:tblW w:type="auto" w:w="0"/>
+        <w:tblLook w:firstRow="1" w:lastRow="0" w:firstColumn="0" w:lastColumn="0" w:noHBand="0" w:noVBand="0" w:val="0020"/>
       </w:tblPr>
       <w:tblGrid>
         <w:gridCol w:w="2640"/>
@@ -1196,19 +1753,13 @@
       </w:tblGrid>
       <w:tr>
         <w:trPr>
-          <w:cnfStyle w:firstRow="1"/>
+          <w:tblHeader w:val="on"/>
         </w:trPr>
         <w:tc>
-          <w:tcPr>
-            <w:tcBorders>
-              <w:bottom w:val="single"/>
-            </w:tcBorders>
-            <w:vAlign w:val="bottom"/>
-          </w:tcPr>
+          <w:tcPr/>
           <w:p>
             <w:pPr>
               <w:pStyle w:val="Compact"/>
-              <w:jc w:val="left"/>
             </w:pPr>
             <w:r>
               <w:t xml:space="preserve">Item</w:t>
@@ -1216,16 +1767,10 @@
           </w:p>
         </w:tc>
         <w:tc>
-          <w:tcPr>
-            <w:tcBorders>
-              <w:bottom w:val="single"/>
-            </w:tcBorders>
-            <w:vAlign w:val="bottom"/>
-          </w:tcPr>
+          <w:tcPr/>
           <w:p>
             <w:pPr>
               <w:pStyle w:val="Compact"/>
-              <w:jc w:val="left"/>
             </w:pPr>
             <w:r>
               <w:t xml:space="preserve">Por quê</w:t>
@@ -1233,16 +1778,10 @@
           </w:p>
         </w:tc>
         <w:tc>
-          <w:tcPr>
-            <w:tcBorders>
-              <w:bottom w:val="single"/>
-            </w:tcBorders>
-            <w:vAlign w:val="bottom"/>
-          </w:tcPr>
+          <w:tcPr/>
           <w:p>
             <w:pPr>
               <w:pStyle w:val="Compact"/>
-              <w:jc w:val="left"/>
             </w:pPr>
             <w:r>
               <w:t xml:space="preserve">Onde fazer</w:t>
@@ -1252,59 +1791,80 @@
       </w:tr>
       <w:tr>
         <w:tc>
+          <w:tcPr/>
           <w:p>
             <w:pPr>
               <w:pStyle w:val="Compact"/>
-              <w:jc w:val="left"/>
             </w:pPr>
             <w:r>
-              <w:t xml:space="preserve">Remote do GitHub</w:t>
+              <w:t xml:space="preserve">Chave SSH</w:t>
             </w:r>
           </w:p>
         </w:tc>
         <w:tc>
+          <w:tcPr/>
           <w:p>
             <w:pPr>
               <w:pStyle w:val="Compact"/>
-              <w:jc w:val="left"/>
             </w:pPr>
             <w:r>
-              <w:t xml:space="preserve">Git não guarda</w:t>
+              <w:t xml:space="preserve">Cada máquina tem a sua. Gere com</w:t>
             </w:r>
             <w:r>
               <w:t xml:space="preserve"> </w:t>
             </w:r>
             <w:r>
-              <w:t xml:space="preserve">“</w:t>
-            </w:r>
-            <w:r>
-              <w:t xml:space="preserve">a que máquina isso pertence</w:t>
-            </w:r>
-            <w:r>
-              <w:t xml:space="preserve">”</w:t>
-            </w:r>
-            <w:r>
-              <w:t xml:space="preserve">; se você clonou via HTTPS talvez precise configurar autenticação (token/SSH) na máquina nova</w:t>
+              <w:rPr>
+                <w:rStyle w:val="VerbatimChar"/>
+              </w:rPr>
+              <w:t xml:space="preserve">ssh-keygen -t ed25519 -C "seu@email"</w:t>
+            </w:r>
+            <w:r>
+              <w:t xml:space="preserve"> </w:t>
+            </w:r>
+            <w:r>
+              <w:t xml:space="preserve">e cadastre o</w:t>
+            </w:r>
+            <w:r>
+              <w:t xml:space="preserve"> </w:t>
+            </w:r>
+            <w:r>
+              <w:rPr>
+                <w:rStyle w:val="VerbatimChar"/>
+              </w:rPr>
+              <w:t xml:space="preserve">.pub</w:t>
+            </w:r>
+            <w:r>
+              <w:t xml:space="preserve"> </w:t>
+            </w:r>
+            <w:r>
+              <w:t xml:space="preserve">em GitHub → Settings → SSH and GPG keys</w:t>
             </w:r>
           </w:p>
         </w:tc>
         <w:tc>
+          <w:tcPr/>
           <w:p>
             <w:pPr>
               <w:pStyle w:val="Compact"/>
-              <w:jc w:val="left"/>
             </w:pPr>
+            <w:r>
+              <w:t xml:space="preserve">Teste:</w:t>
+            </w:r>
+            <w:r>
+              <w:t xml:space="preserve"> </w:t>
+            </w:r>
             <w:r>
               <w:rPr>
                 <w:rStyle w:val="VerbatimChar"/>
               </w:rPr>
-              <w:t xml:space="preserve">git remote -v</w:t>
+              <w:t xml:space="preserve">ssh -T git@github.com</w:t>
             </w:r>
             <w:r>
               <w:t xml:space="preserve"> </w:t>
             </w:r>
             <w:r>
-              <w:t xml:space="preserve">para conferir,</w:t>
+              <w:t xml:space="preserve">(fingerprint oficial do GitHub:</w:t>
             </w:r>
             <w:r>
               <w:t xml:space="preserve"> </w:t>
@@ -1313,26 +1873,23 @@
               <w:rPr>
                 <w:rStyle w:val="VerbatimChar"/>
               </w:rPr>
-              <w:t xml:space="preserve">gh auth login</w:t>
-            </w:r>
-            <w:r>
-              <w:t xml:space="preserve"> </w:t>
-            </w:r>
-            <w:r>
-              <w:t xml:space="preserve">ou chave SSH nova se necessário</w:t>
+              <w:t xml:space="preserve">SHA256:+DiY3wvvV6TuJJhbpZisF/zLDA0zPMSvHdkr4UvCOqU</w:t>
+            </w:r>
+            <w:r>
+              <w:t xml:space="preserve">)</w:t>
             </w:r>
           </w:p>
         </w:tc>
       </w:tr>
       <w:tr>
         <w:tc>
+          <w:tcPr/>
           <w:p>
             <w:pPr>
               <w:pStyle w:val="Compact"/>
-              <w:jc w:val="left"/>
             </w:pPr>
             <w:r>
-              <w:t xml:space="preserve">Ambiente</w:t>
+              <w:t xml:space="preserve">Login do</w:t>
             </w:r>
             <w:r>
               <w:t xml:space="preserve"> </w:t>
@@ -1341,80 +1898,80 @@
               <w:rPr>
                 <w:rStyle w:val="VerbatimChar"/>
               </w:rPr>
-              <w:t xml:space="preserve">production</w:t>
-            </w:r>
-            <w:r>
-              <w:t xml:space="preserve"> </w:t>
-            </w:r>
-            <w:r>
-              <w:t xml:space="preserve">(Environment do GitHub)</w:t>
+              <w:t xml:space="preserve">gh</w:t>
             </w:r>
           </w:p>
         </w:tc>
         <w:tc>
+          <w:tcPr/>
           <w:p>
             <w:pPr>
               <w:pStyle w:val="Compact"/>
-              <w:jc w:val="left"/>
             </w:pPr>
             <w:r>
-              <w:t xml:space="preserve">É configuração do repositório no GitHub, não do código — só precisa ser feito uma vez por repositório, não por máquina</w:t>
+              <w:t xml:space="preserve">O token fica no keyring da máquina, não no repositório</w:t>
             </w:r>
           </w:p>
         </w:tc>
         <w:tc>
+          <w:tcPr/>
           <w:p>
             <w:pPr>
               <w:pStyle w:val="Compact"/>
-              <w:jc w:val="left"/>
             </w:pPr>
             <w:r>
               <w:rPr>
                 <w:rStyle w:val="VerbatimChar"/>
               </w:rPr>
-              <w:t xml:space="preserve">Settings → Environments</w:t>
-            </w:r>
-            <w:r>
-              <w:t xml:space="preserve"> </w:t>
-            </w:r>
-            <w:r>
-              <w:t xml:space="preserve">(ver</w:t>
-            </w:r>
-            <w:r>
-              <w:t xml:space="preserve"> </w:t>
-            </w:r>
-            <w:r>
-              <w:rPr>
-                <w:rStyle w:val="VerbatimChar"/>
-              </w:rPr>
-              <w:t xml:space="preserve">docs/ROTEIRO_CICD_CLAUDE_CODE.md</w:t>
-            </w:r>
-            <w:r>
-              <w:t xml:space="preserve">, Passo 7)</w:t>
+              <w:t xml:space="preserve">gh auth login -h github.com -p ssh --skip-ssh-key -w -s project,admin:repo_hook,workflow</w:t>
             </w:r>
           </w:p>
         </w:tc>
       </w:tr>
       <w:tr>
         <w:tc>
+          <w:tcPr/>
           <w:p>
             <w:pPr>
               <w:pStyle w:val="Compact"/>
-              <w:jc w:val="left"/>
             </w:pPr>
             <w:r>
-              <w:t xml:space="preserve">Docker/containers</w:t>
+              <w:t xml:space="preserve">Ruleset da</w:t>
+            </w:r>
+            <w:r>
+              <w:t xml:space="preserve"> </w:t>
+            </w:r>
+            <w:r>
+              <w:rPr>
+                <w:rStyle w:val="VerbatimChar"/>
+              </w:rPr>
+              <w:t xml:space="preserve">main</w:t>
+            </w:r>
+            <w:r>
+              <w:t xml:space="preserve">, Environment</w:t>
+            </w:r>
+            <w:r>
+              <w:t xml:space="preserve"> </w:t>
+            </w:r>
+            <w:r>
+              <w:rPr>
+                <w:rStyle w:val="VerbatimChar"/>
+              </w:rPr>
+              <w:t xml:space="preserve">production</w:t>
+            </w:r>
+            <w:r>
+              <w:t xml:space="preserve">, Dependabot, CodeQL, board Kanban</w:t>
             </w:r>
           </w:p>
         </w:tc>
         <w:tc>
+          <w:tcPr/>
           <w:p>
             <w:pPr>
               <w:pStyle w:val="Compact"/>
-              <w:jc w:val="left"/>
             </w:pPr>
             <w:r>
-              <w:t xml:space="preserve">Só ativar se</w:t>
+              <w:t xml:space="preserve">São configurações do</w:t>
             </w:r>
             <w:r>
               <w:t xml:space="preserve"> </w:t>
@@ -1422,14 +1979,23 @@
             <w:r>
               <w:rPr>
                 <w:b/>
+                <w:bCs/>
               </w:rPr>
-              <w:t xml:space="preserve">esta</w:t>
-            </w:r>
-            <w:r>
-              <w:t xml:space="preserve"> </w:t>
-            </w:r>
-            <w:r>
-              <w:t xml:space="preserve">máquina permitir — releia a regra em</w:t>
+              <w:t xml:space="preserve">repositório no GitHub</w:t>
+            </w:r>
+            <w:r>
+              <w:t xml:space="preserve">, não da máquina — já estão feitas, não precisa repetir</w:t>
+            </w:r>
+          </w:p>
+        </w:tc>
+        <w:tc>
+          <w:tcPr/>
+          <w:p>
+            <w:pPr>
+              <w:pStyle w:val="Compact"/>
+            </w:pPr>
+            <w:r>
+              <w:t xml:space="preserve">Conferir em</w:t>
             </w:r>
             <w:r>
               <w:t xml:space="preserve"> </w:t>
@@ -1438,21 +2004,10 @@
               <w:rPr>
                 <w:rStyle w:val="VerbatimChar"/>
               </w:rPr>
-              <w:t xml:space="preserve">docs/ROTEIRO_CICD_CLAUDE_CODE.md</w:t>
-            </w:r>
-            <w:r>
-              <w:t xml:space="preserve">, Passo 7, antes de mudar qualquer gatilho de workflow</w:t>
-            </w:r>
-          </w:p>
-        </w:tc>
-        <w:tc>
-          <w:p>
-            <w:pPr>
-              <w:pStyle w:val="Compact"/>
-              <w:jc w:val="left"/>
-            </w:pPr>
-            <w:r>
-              <w:t xml:space="preserve">Local:</w:t>
+              <w:t xml:space="preserve">Settings → Rules</w:t>
+            </w:r>
+            <w:r>
+              <w:t xml:space="preserve">,</w:t>
             </w:r>
             <w:r>
               <w:t xml:space="preserve"> </w:t>
@@ -1461,10 +2016,10 @@
               <w:rPr>
                 <w:rStyle w:val="VerbatimChar"/>
               </w:rPr>
-              <w:t xml:space="preserve">docker compose up --build</w:t>
-            </w:r>
-            <w:r>
-              <w:t xml:space="preserve">. CI: aba Actions →</w:t>
+              <w:t xml:space="preserve">Settings → Environments</w:t>
+            </w:r>
+            <w:r>
+              <w:t xml:space="preserve">,</w:t>
             </w:r>
             <w:r>
               <w:t xml:space="preserve"> </w:t>
@@ -1473,23 +2028,17 @@
               <w:rPr>
                 <w:rStyle w:val="VerbatimChar"/>
               </w:rPr>
-              <w:t xml:space="preserve">docker-build.yml</w:t>
-            </w:r>
-            <w:r>
-              <w:t xml:space="preserve"> </w:t>
-            </w:r>
-            <w:r>
-              <w:t xml:space="preserve">→ Run workflow</w:t>
+              <w:t xml:space="preserve">Settings → Code security</w:t>
             </w:r>
           </w:p>
         </w:tc>
       </w:tr>
       <w:tr>
         <w:tc>
+          <w:tcPr/>
           <w:p>
             <w:pPr>
               <w:pStyle w:val="Compact"/>
-              <w:jc w:val="left"/>
             </w:pPr>
             <w:r>
               <w:t xml:space="preserve">Credenciais/segredos reais (se algum dia houver)</w:t>
@@ -1497,10 +2046,10 @@
           </w:p>
         </w:tc>
         <w:tc>
+          <w:tcPr/>
           <w:p>
             <w:pPr>
               <w:pStyle w:val="Compact"/>
-              <w:jc w:val="left"/>
             </w:pPr>
             <w:r>
               <w:t xml:space="preserve">Nunca ficam no Git</w:t>
@@ -1508,10 +2057,10 @@
           </w:p>
         </w:tc>
         <w:tc>
+          <w:tcPr/>
           <w:p>
             <w:pPr>
               <w:pStyle w:val="Compact"/>
-              <w:jc w:val="left"/>
             </w:pPr>
             <w:r>
               <w:rPr>
@@ -1526,15 +2075,15 @@
         </w:tc>
       </w:tr>
     </w:tbl>
+    <w:bookmarkEnd w:id="15"/>
+    <w:bookmarkStart w:id="16" w:name="X1aa94aa7aba5ee8771d2236eaea2778e783c682"/>
     <w:p>
       <w:pPr>
         <w:pStyle w:val="Heading2"/>
       </w:pPr>
-      <w:bookmarkStart w:id="28" w:name="Xa3ff1f20676b25bb5040fb8a0cd85b7e7daeaed"/>
       <w:r>
         <w:t xml:space="preserve">8. Se este era um clone via OneDrive/pasta sincronizada</w:t>
       </w:r>
-      <w:bookmarkEnd w:id="28"/>
     </w:p>
     <w:p>
       <w:pPr>
@@ -1549,6 +2098,7 @@
       <w:r>
         <w:rPr>
           <w:b/>
+          <w:bCs/>
         </w:rPr>
         <w:t xml:space="preserve">não</w:t>
       </w:r>
@@ -1607,7 +2157,13 @@
         <w:t xml:space="preserve">.</w:t>
       </w:r>
     </w:p>
-    <w:sectPr/>
+    <w:bookmarkEnd w:id="16"/>
+    <w:bookmarkEnd w:id="17"/>
+    <w:sectPr>
+      <w:footnotePr>
+        <w:numRestart w:val="eachSect"/>
+      </w:footnotePr>
+    </w:sectPr>
   </w:body>
 </w:document>
 </file>
@@ -1638,17 +2194,14 @@
 <file path=word/numbering.xml><?xml version="1.0" encoding="utf-8"?>
 <w:numbering xmlns:w="http://schemas.openxmlformats.org/wordprocessingml/2006/main">
   <w:abstractNum w:abstractNumId="990">
-    <w:nsid w:val="2c1ae401"/>
+    <w:nsid w:val="0000A990"/>
     <w:multiLevelType w:val="multilevel"/>
     <w:lvl w:ilvl="0">
       <w:numFmt w:val="bullet"/>
       <w:lvlText w:val=" "/>
       <w:lvlJc w:val="left"/>
       <w:pPr>
-        <w:tabs>
-          <w:tab w:val="num" w:pos="0"/>
-        </w:tabs>
-        <w:ind w:left="480" w:hanging="480"/>
+        <w:ind w:left="720" w:hanging="360"/>
       </w:pPr>
     </w:lvl>
     <w:lvl w:ilvl="1">
@@ -1656,10 +2209,7 @@
       <w:lvlText w:val=" "/>
       <w:lvlJc w:val="left"/>
       <w:pPr>
-        <w:tabs>
-          <w:tab w:val="num" w:pos="720"/>
-        </w:tabs>
-        <w:ind w:left="1200" w:hanging="480"/>
+        <w:ind w:left="1440" w:hanging="360"/>
       </w:pPr>
     </w:lvl>
     <w:lvl w:ilvl="2">
@@ -1667,10 +2217,7 @@
       <w:lvlText w:val=" "/>
       <w:lvlJc w:val="left"/>
       <w:pPr>
-        <w:tabs>
-          <w:tab w:val="num" w:pos="1440"/>
-        </w:tabs>
-        <w:ind w:left="1920" w:hanging="480"/>
+        <w:ind w:left="2160" w:hanging="360"/>
       </w:pPr>
     </w:lvl>
     <w:lvl w:ilvl="3">
@@ -1678,10 +2225,7 @@
       <w:lvlText w:val=" "/>
       <w:lvlJc w:val="left"/>
       <w:pPr>
-        <w:tabs>
-          <w:tab w:val="num" w:pos="2160"/>
-        </w:tabs>
-        <w:ind w:left="2640" w:hanging="480"/>
+        <w:ind w:left="2880" w:hanging="360"/>
       </w:pPr>
     </w:lvl>
     <w:lvl w:ilvl="4">
@@ -1689,10 +2233,7 @@
       <w:lvlText w:val=" "/>
       <w:lvlJc w:val="left"/>
       <w:pPr>
-        <w:tabs>
-          <w:tab w:val="num" w:pos="2880"/>
-        </w:tabs>
-        <w:ind w:left="3360" w:hanging="480"/>
+        <w:ind w:left="3600" w:hanging="360"/>
       </w:pPr>
     </w:lvl>
     <w:lvl w:ilvl="5">
@@ -1700,10 +2241,7 @@
       <w:lvlText w:val=" "/>
       <w:lvlJc w:val="left"/>
       <w:pPr>
-        <w:tabs>
-          <w:tab w:val="num" w:pos="3600"/>
-        </w:tabs>
-        <w:ind w:left="4080" w:hanging="480"/>
+        <w:ind w:left="4320" w:hanging="360"/>
       </w:pPr>
     </w:lvl>
     <w:lvl w:ilvl="6">
@@ -1711,10 +2249,7 @@
       <w:lvlText w:val=" "/>
       <w:lvlJc w:val="left"/>
       <w:pPr>
-        <w:tabs>
-          <w:tab w:val="num" w:pos="4320"/>
-        </w:tabs>
-        <w:ind w:left="4800" w:hanging="480"/>
+        <w:ind w:left="5040" w:hanging="360"/>
       </w:pPr>
     </w:lvl>
     <w:lvl w:ilvl="7">
@@ -1722,10 +2257,7 @@
       <w:lvlText w:val=" "/>
       <w:lvlJc w:val="left"/>
       <w:pPr>
-        <w:tabs>
-          <w:tab w:val="num" w:pos="5040"/>
-        </w:tabs>
-        <w:ind w:left="5520" w:hanging="480"/>
+        <w:ind w:left="5760" w:hanging="360"/>
       </w:pPr>
     </w:lvl>
     <w:lvl w:ilvl="8">
@@ -1733,15 +2265,118 @@
       <w:lvlText w:val=" "/>
       <w:lvlJc w:val="left"/>
       <w:pPr>
-        <w:tabs>
-          <w:tab w:val="num" w:pos="5760"/>
-        </w:tabs>
-        <w:ind w:left="6240" w:hanging="480"/>
-      </w:pPr>
+        <w:ind w:left="6480" w:hanging="360"/>
+      </w:pPr>
+    </w:lvl>
+  </w:abstractNum>
+  <w:abstractNum w:abstractNumId="991">
+    <w:nsid w:val="0000A991"/>
+    <w:multiLevelType w:val="multilevel"/>
+    <w:lvl w:ilvl="0">
+      <w:numFmt w:val="bullet"/>
+      <w:lvlText w:val=""/>
+      <w:lvlJc w:val="left"/>
+      <w:pPr>
+        <w:ind w:left="720" w:hanging="360"/>
+      </w:pPr>
+      <w:rPr>
+        <w:rFonts w:ascii="Symbol" w:hAnsi="Symbol" w:cs="Symbol" w:hint="default"/>
+      </w:rPr>
+    </w:lvl>
+    <w:lvl w:ilvl="1">
+      <w:numFmt w:val="bullet"/>
+      <w:lvlText w:val="o"/>
+      <w:lvlJc w:val="left"/>
+      <w:pPr>
+        <w:ind w:left="1440" w:hanging="360"/>
+      </w:pPr>
+      <w:rPr>
+        <w:rFonts w:ascii="Courier New" w:hAnsi="Courier New" w:cs="Courier New" w:hint="default"/>
+      </w:rPr>
+    </w:lvl>
+    <w:lvl w:ilvl="2">
+      <w:numFmt w:val="bullet"/>
+      <w:lvlText w:val=""/>
+      <w:lvlJc w:val="left"/>
+      <w:pPr>
+        <w:ind w:left="2160" w:hanging="360"/>
+      </w:pPr>
+      <w:rPr>
+        <w:rFonts w:ascii="Wingdings" w:hAnsi="Wingdings" w:cs="Wingdings" w:hint="default"/>
+      </w:rPr>
+    </w:lvl>
+    <w:lvl w:ilvl="3">
+      <w:numFmt w:val="bullet"/>
+      <w:lvlText w:val=""/>
+      <w:lvlJc w:val="left"/>
+      <w:pPr>
+        <w:ind w:left="2880" w:hanging="360"/>
+      </w:pPr>
+      <w:rPr>
+        <w:rFonts w:ascii="Symbol" w:hAnsi="Symbol" w:cs="Symbol" w:hint="default"/>
+      </w:rPr>
+    </w:lvl>
+    <w:lvl w:ilvl="4">
+      <w:numFmt w:val="bullet"/>
+      <w:lvlText w:val="o"/>
+      <w:lvlJc w:val="left"/>
+      <w:pPr>
+        <w:ind w:left="3600" w:hanging="360"/>
+      </w:pPr>
+      <w:rPr>
+        <w:rFonts w:ascii="Courier New" w:hAnsi="Courier New" w:cs="Courier New" w:hint="default"/>
+      </w:rPr>
+    </w:lvl>
+    <w:lvl w:ilvl="5">
+      <w:numFmt w:val="bullet"/>
+      <w:lvlText w:val=""/>
+      <w:lvlJc w:val="left"/>
+      <w:pPr>
+        <w:ind w:left="4320" w:hanging="360"/>
+      </w:pPr>
+      <w:rPr>
+        <w:rFonts w:ascii="Wingdings" w:hAnsi="Wingdings" w:cs="Wingdings" w:hint="default"/>
+      </w:rPr>
+    </w:lvl>
+    <w:lvl w:ilvl="6">
+      <w:numFmt w:val="bullet"/>
+      <w:lvlText w:val=""/>
+      <w:lvlJc w:val="left"/>
+      <w:pPr>
+        <w:ind w:left="5040" w:hanging="360"/>
+      </w:pPr>
+      <w:rPr>
+        <w:rFonts w:ascii="Symbol" w:hAnsi="Symbol" w:cs="Symbol" w:hint="default"/>
+      </w:rPr>
+    </w:lvl>
+    <w:lvl w:ilvl="7">
+      <w:numFmt w:val="bullet"/>
+      <w:lvlText w:val="o"/>
+      <w:lvlJc w:val="left"/>
+      <w:pPr>
+        <w:ind w:left="5760" w:hanging="360"/>
+      </w:pPr>
+      <w:rPr>
+        <w:rFonts w:ascii="Courier New" w:hAnsi="Courier New" w:cs="Courier New" w:hint="default"/>
+      </w:rPr>
+    </w:lvl>
+    <w:lvl w:ilvl="8">
+      <w:numFmt w:val="bullet"/>
+      <w:lvlText w:val=""/>
+      <w:lvlJc w:val="left"/>
+      <w:pPr>
+        <w:ind w:left="6480" w:hanging="360"/>
+      </w:pPr>
+      <w:rPr>
+        <w:rFonts w:ascii="Wingdings" w:hAnsi="Wingdings" w:cs="Wingdings" w:hint="default"/>
+      </w:rPr>
     </w:lvl>
   </w:abstractNum>
   <w:num w:numId="1000">
     <w:abstractNumId w:val="990"/>
+  </w:num>
+  <w:num w:numId="1001">
+    <w:abstractNumId w:val="991"/>
   </w:num>
 </w:numbering>
 </file>
@@ -1751,10 +2386,10 @@
   <w:docDefaults>
     <w:rPrDefault>
       <w:rPr>
-        <w:rFonts w:asciiTheme="minorHAnsi" w:eastAsiaTheme="minorHAnsi" w:hAnsiTheme="minorHAnsi" w:cstheme="minorBidi"/>
+        <w:rFonts w:asciiTheme="minorHAnsi" w:cstheme="minorBidi" w:eastAsiaTheme="minorEastAsia" w:hAnsiTheme="minorHAnsi"/>
         <w:sz w:val="24"/>
         <w:szCs w:val="24"/>
-        <w:lang w:val="en-US" w:eastAsia="en-US" w:bidi="ar-SA"/>
+        <w:lang w:bidi="ar-SA" w:eastAsia="zh-CN" w:val="en-US"/>
       </w:rPr>
     </w:rPrDefault>
     <w:pPrDefault>
@@ -1763,91 +2398,145 @@
       </w:pPr>
     </w:pPrDefault>
   </w:docDefaults>
-  <w:latentStyles w:defLockedState="0" w:defUIPriority="0" w:defSemiHidden="0" w:defUnhideWhenUsed="0" w:defQFormat="0" w:count="276"/>
-  <w:style w:type="paragraph" w:default="1" w:styleId="Normal">
+  <w:latentStyles w:count="276" w:defLockedState="0" w:defQFormat="0" w:defSemiHidden="0" w:defUIPriority="0" w:defUnhideWhenUsed="0"/>
+  <w:style w:default="1" w:styleId="Normal" w:type="paragraph">
     <w:name w:val="Normal"/>
     <w:qFormat/>
   </w:style>
-  <w:style w:type="paragraph" w:styleId="BodyText">
+  <w:style w:styleId="BodyText" w:type="paragraph">
     <w:name w:val="Body Text"/>
     <w:basedOn w:val="Normal"/>
     <w:link w:val="BodyTextChar"/>
+    <w:qFormat/>
     <w:pPr>
-      <w:spacing w:before="180" w:after="180"/>
+      <w:spacing w:after="180" w:before="180"/>
     </w:pPr>
-    <w:qFormat/>
-  </w:style>
-  <w:style w:type="paragraph" w:customStyle="1" w:styleId="FirstParagraph">
+  </w:style>
+  <w:style w:customStyle="1" w:styleId="FirstParagraph" w:type="paragraph">
     <w:name w:val="First Paragraph"/>
     <w:basedOn w:val="BodyText"/>
     <w:next w:val="BodyText"/>
     <w:qFormat/>
   </w:style>
-  <w:style w:type="paragraph" w:customStyle="1" w:styleId="Compact">
+  <w:style w:customStyle="1" w:styleId="Compact" w:type="paragraph">
     <w:name w:val="Compact"/>
     <w:basedOn w:val="BodyText"/>
     <w:qFormat/>
     <w:pPr>
-      <w:spacing w:before="36" w:after="36"/>
+      <w:spacing w:after="36" w:before="36"/>
     </w:pPr>
   </w:style>
-  <w:style w:type="paragraph" w:styleId="Title">
+  <w:style w:styleId="Title" w:type="paragraph">
     <w:name w:val="Title"/>
     <w:basedOn w:val="Normal"/>
     <w:next w:val="BodyText"/>
+    <w:link w:val="TitleChar"/>
+    <w:uiPriority w:val="10"/>
     <w:qFormat/>
+    <w:rsid w:val="00A10FD9"/>
     <w:pPr>
-      <w:keepNext/>
-      <w:keepLines/>
-      <w:spacing w:before="480" w:after="240"/>
+      <w:spacing w:after="80" w:line="240" w:lineRule="auto"/>
+      <w:contextualSpacing/>
       <w:jc w:val="center"/>
     </w:pPr>
     <w:rPr>
-      <w:rFonts w:asciiTheme="majorHAnsi" w:eastAsiaTheme="majorEastAsia" w:hAnsiTheme="majorHAnsi" w:cstheme="majorBidi"/>
-      <w:b/>
-      <w:bCs/>
-      <w:color w:val="345A8A" w:themeColor="accent1" w:themeShade="B5"/>
-      <w:sz w:val="36"/>
-      <w:szCs w:val="36"/>
-    </w:rPr>
-  </w:style>
-  <w:style w:type="paragraph" w:styleId="Subtitle">
+      <w:rFonts w:asciiTheme="majorHAnsi" w:cstheme="majorBidi" w:eastAsiaTheme="majorEastAsia" w:hAnsiTheme="majorHAnsi"/>
+      <w:sz w:val="56"/>
+      <w:szCs w:val="56"/>
+    </w:rPr>
+  </w:style>
+  <w:style w:customStyle="1" w:styleId="TitleChar" w:type="character">
+    <w:name w:val="Title Char"/>
+    <w:basedOn w:val="DefaultParagraphFont"/>
+    <w:link w:val="Title"/>
+    <w:uiPriority w:val="10"/>
+    <w:rsid w:val="00A10FD9"/>
+    <w:rPr>
+      <w:rFonts w:asciiTheme="majorHAnsi" w:cstheme="majorBidi" w:eastAsiaTheme="majorEastAsia" w:hAnsiTheme="majorHAnsi"/>
+      <w:sz w:val="56"/>
+      <w:szCs w:val="56"/>
+    </w:rPr>
+  </w:style>
+  <w:style w:styleId="Subtitle" w:type="paragraph">
     <w:name w:val="Subtitle"/>
+    <w:basedOn w:val="Title"/>
+    <w:next w:val="BodyText"/>
+    <w:link w:val="SubtitleChar"/>
+    <w:uiPriority w:val="11"/>
+    <w:qFormat/>
+    <w:rsid w:val="00A10FD9"/>
+    <w:pPr>
+      <w:numPr>
+        <w:ilvl w:val="1"/>
+      </w:numPr>
+    </w:pPr>
+    <w:rPr>
+      <w:rFonts w:cstheme="majorBidi" w:eastAsiaTheme="majorEastAsia"/>
+      <w:spacing w:val="15"/>
+      <w:sz w:val="28"/>
+      <w:szCs w:val="28"/>
+    </w:rPr>
+  </w:style>
+  <w:style w:customStyle="1" w:styleId="SubtitleChar" w:type="character">
+    <w:name w:val="Subtitle Char"/>
+    <w:basedOn w:val="DefaultParagraphFont"/>
+    <w:link w:val="Subtitle"/>
+    <w:uiPriority w:val="11"/>
+    <w:rsid w:val="00A10FD9"/>
+    <w:rPr>
+      <w:rFonts w:cstheme="majorBidi" w:eastAsiaTheme="majorEastAsia"/>
+      <w:color w:themeColor="text1" w:themeTint="A6" w:val="595959"/>
+      <w:spacing w:val="15"/>
+      <w:sz w:val="28"/>
+      <w:szCs w:val="28"/>
+    </w:rPr>
+  </w:style>
+  <w:style w:customStyle="1" w:styleId="Author" w:type="paragraph">
+    <w:name w:val="Author"/>
     <w:basedOn w:val="Title"/>
     <w:next w:val="BodyText"/>
     <w:qFormat/>
     <w:pPr>
       <w:keepNext/>
       <w:keepLines/>
-      <w:spacing w:before="240" w:after="240"/>
-      <w:jc w:val="center"/>
     </w:pPr>
     <w:rPr>
-      <w:sz w:val="30"/>
-      <w:szCs w:val="30"/>
-    </w:rPr>
-  </w:style>
-  <w:style w:type="paragraph" w:customStyle="1" w:styleId="Author">
-    <w:name w:val="Author"/>
+      <w:sz w:val="24"/>
+      <w:szCs w:val="24"/>
+    </w:rPr>
+  </w:style>
+  <w:style w:styleId="Date" w:type="paragraph">
+    <w:name w:val="Date"/>
+    <w:basedOn w:val="Title"/>
     <w:next w:val="BodyText"/>
     <w:qFormat/>
     <w:pPr>
       <w:keepNext/>
       <w:keepLines/>
-      <w:jc w:val="center"/>
     </w:pPr>
-  </w:style>
-  <w:style w:type="paragraph" w:styleId="Date">
-    <w:name w:val="Date"/>
-    <w:next w:val="BodyText"/>
+    <w:rPr>
+      <w:sz w:val="24"/>
+      <w:szCs w:val="24"/>
+    </w:rPr>
+  </w:style>
+  <w:style w:customStyle="1" w:styleId="AbstractTitle" w:type="paragraph">
+    <w:name w:val="Abstract Title"/>
+    <w:basedOn w:val="Normal"/>
+    <w:next w:val="Abstract"/>
     <w:qFormat/>
     <w:pPr>
       <w:keepNext/>
       <w:keepLines/>
+      <w:spacing w:after="0" w:before="300"/>
       <w:jc w:val="center"/>
     </w:pPr>
-  </w:style>
-  <w:style w:type="paragraph" w:customStyle="1" w:styleId="Abstract">
+    <w:rPr>
+      <w:b/>
+      <w:sz w:val="20"/>
+      <w:szCs w:val="20"/>
+    </w:rPr>
+  </w:style>
+  <w:style w:customStyle="1" w:styleId="Abstract" w:type="paragraph">
     <w:name w:val="Abstract"/>
     <w:basedOn w:val="Normal"/>
     <w:next w:val="BodyText"/>
@@ -1855,14 +2544,14 @@
     <w:pPr>
       <w:keepNext/>
       <w:keepLines/>
-      <w:spacing w:before="300" w:after="300"/>
+      <w:spacing w:after="300" w:before="100"/>
     </w:pPr>
     <w:rPr>
       <w:sz w:val="20"/>
       <w:szCs w:val="20"/>
     </w:rPr>
   </w:style>
-  <w:style w:type="paragraph" w:styleId="Bibliography">
+  <w:style w:styleId="Bibliography" w:type="paragraph">
     <w:name w:val="Bibliography"/>
     <w:basedOn w:val="Normal"/>
     <w:next w:val="Bibliography"/>
@@ -1870,195 +2559,325 @@
     <w:pPr/>
     <w:rPr/>
   </w:style>
-  <w:style w:type="paragraph" w:styleId="Heading1">
-    <w:name w:val="Heading 1"/>
+  <w:style w:styleId="Heading1" w:type="paragraph">
+    <w:name w:val="heading 1"/>
     <w:basedOn w:val="Normal"/>
     <w:next w:val="BodyText"/>
+    <w:link w:val="Heading1Char"/>
     <w:uiPriority w:val="9"/>
     <w:qFormat/>
+    <w:rsid w:val="00A10FD9"/>
     <w:pPr>
       <w:keepNext/>
       <w:keepLines/>
-      <w:spacing w:before="480" w:after="0"/>
+      <w:spacing w:after="80" w:before="360"/>
       <w:outlineLvl w:val="0"/>
     </w:pPr>
     <w:rPr>
-      <w:rFonts w:asciiTheme="majorHAnsi" w:eastAsiaTheme="majorEastAsia" w:hAnsiTheme="majorHAnsi" w:cstheme="majorBidi"/>
-      <w:b/>
-      <w:bCs/>
-      <w:color w:val="4F81BD" w:themeColor="accent1"/>
-      <w:sz w:val="32"/>
-      <w:szCs w:val="32"/>
-    </w:rPr>
-  </w:style>
-  <w:style w:type="paragraph" w:styleId="Heading2">
-    <w:name w:val="Heading 2"/>
+      <w:rFonts w:asciiTheme="majorHAnsi" w:cstheme="majorBidi" w:eastAsiaTheme="majorEastAsia" w:hAnsiTheme="majorHAnsi"/>
+      <w:color w:themeColor="accent1" w:themeShade="BF" w:val="0F4761"/>
+      <w:sz w:val="40"/>
+      <w:szCs w:val="40"/>
+    </w:rPr>
+  </w:style>
+  <w:style w:styleId="Heading2" w:type="paragraph">
+    <w:name w:val="heading 2"/>
     <w:basedOn w:val="Normal"/>
     <w:next w:val="BodyText"/>
+    <w:link w:val="Heading2Char"/>
     <w:uiPriority w:val="9"/>
+    <w:semiHidden/>
     <w:unhideWhenUsed/>
     <w:qFormat/>
+    <w:rsid w:val="00A10FD9"/>
     <w:pPr>
       <w:keepNext/>
       <w:keepLines/>
-      <w:spacing w:before="200" w:after="0"/>
+      <w:spacing w:after="80" w:before="160"/>
       <w:outlineLvl w:val="1"/>
     </w:pPr>
     <w:rPr>
-      <w:rFonts w:asciiTheme="majorHAnsi" w:eastAsiaTheme="majorEastAsia" w:hAnsiTheme="majorHAnsi" w:cstheme="majorBidi"/>
-      <w:b/>
-      <w:bCs/>
-      <w:color w:val="4F81BD" w:themeColor="accent1"/>
-      <w:sz w:val="28"/>
-      <w:szCs w:val="28"/>
-    </w:rPr>
-  </w:style>
-  <w:style w:type="paragraph" w:styleId="Heading3">
-    <w:name w:val="Heading 3"/>
+      <w:rFonts w:asciiTheme="majorHAnsi" w:cstheme="majorBidi" w:eastAsiaTheme="majorEastAsia" w:hAnsiTheme="majorHAnsi"/>
+      <w:color w:themeColor="accent1" w:themeShade="BF" w:val="0F4761"/>
+      <w:sz w:val="32"/>
+      <w:szCs w:val="32"/>
+    </w:rPr>
+  </w:style>
+  <w:style w:styleId="Heading3" w:type="paragraph">
+    <w:name w:val="heading 3"/>
     <w:basedOn w:val="Normal"/>
     <w:next w:val="BodyText"/>
+    <w:link w:val="Heading3Char"/>
     <w:uiPriority w:val="9"/>
+    <w:semiHidden/>
     <w:unhideWhenUsed/>
     <w:qFormat/>
+    <w:rsid w:val="00A10FD9"/>
     <w:pPr>
       <w:keepNext/>
       <w:keepLines/>
-      <w:spacing w:before="200" w:after="0"/>
+      <w:spacing w:after="80" w:before="160"/>
       <w:outlineLvl w:val="2"/>
     </w:pPr>
     <w:rPr>
-      <w:rFonts w:asciiTheme="majorHAnsi" w:eastAsiaTheme="majorEastAsia" w:hAnsiTheme="majorHAnsi" w:cstheme="majorBidi"/>
-      <w:b/>
-      <w:bCs/>
-      <w:color w:val="4F81BD" w:themeColor="accent1"/>
-      <w:sz w:val="24"/>
-      <w:szCs w:val="24"/>
-    </w:rPr>
-  </w:style>
-  <w:style w:type="paragraph" w:styleId="Heading4">
-    <w:name w:val="Heading 4"/>
+      <w:rFonts w:cstheme="majorBidi" w:eastAsiaTheme="majorEastAsia"/>
+      <w:color w:themeColor="accent1" w:themeShade="BF" w:val="0F4761"/>
+      <w:sz w:val="28"/>
+      <w:szCs w:val="28"/>
+    </w:rPr>
+  </w:style>
+  <w:style w:styleId="Heading4" w:type="paragraph">
+    <w:name w:val="heading 4"/>
     <w:basedOn w:val="Normal"/>
     <w:next w:val="BodyText"/>
+    <w:link w:val="Heading4Char"/>
     <w:uiPriority w:val="9"/>
+    <w:semiHidden/>
     <w:unhideWhenUsed/>
     <w:qFormat/>
+    <w:rsid w:val="00A10FD9"/>
     <w:pPr>
       <w:keepNext/>
       <w:keepLines/>
-      <w:spacing w:before="200" w:after="0"/>
+      <w:spacing w:after="40" w:before="80"/>
       <w:outlineLvl w:val="3"/>
     </w:pPr>
     <w:rPr>
-      <w:rFonts w:asciiTheme="majorHAnsi" w:eastAsiaTheme="majorEastAsia" w:hAnsiTheme="majorHAnsi" w:cstheme="majorBidi"/>
+      <w:rFonts w:cstheme="majorBidi" w:eastAsiaTheme="majorEastAsia"/>
       <w:i/>
-      <w:bCs/>
-      <w:color w:val="4F81BD" w:themeColor="accent1"/>
-      <w:sz w:val="24"/>
-      <w:szCs w:val="24"/>
-    </w:rPr>
-  </w:style>
-  <w:style w:type="paragraph" w:styleId="Heading5">
-    <w:name w:val="Heading 5"/>
+      <w:iCs/>
+      <w:color w:themeColor="accent1" w:themeShade="BF" w:val="0F4761"/>
+    </w:rPr>
+  </w:style>
+  <w:style w:styleId="Heading5" w:type="paragraph">
+    <w:name w:val="heading 5"/>
     <w:basedOn w:val="Normal"/>
     <w:next w:val="BodyText"/>
+    <w:link w:val="Heading5Char"/>
     <w:uiPriority w:val="9"/>
+    <w:semiHidden/>
     <w:unhideWhenUsed/>
     <w:qFormat/>
+    <w:rsid w:val="00A10FD9"/>
     <w:pPr>
       <w:keepNext/>
       <w:keepLines/>
-      <w:spacing w:before="200" w:after="0"/>
+      <w:spacing w:after="40" w:before="80"/>
       <w:outlineLvl w:val="4"/>
     </w:pPr>
     <w:rPr>
-      <w:rFonts w:asciiTheme="majorHAnsi" w:eastAsiaTheme="majorEastAsia" w:hAnsiTheme="majorHAnsi" w:cstheme="majorBidi"/>
-      <w:iCs/>
-      <w:color w:val="4F81BD" w:themeColor="accent1"/>
-      <w:sz w:val="24"/>
-      <w:szCs w:val="24"/>
-    </w:rPr>
-  </w:style>
-  <w:style w:type="paragraph" w:styleId="Heading6">
-    <w:name w:val="Heading 6"/>
+      <w:rFonts w:cstheme="majorBidi" w:eastAsiaTheme="majorEastAsia"/>
+      <w:color w:themeColor="accent1" w:themeShade="BF" w:val="0F4761"/>
+    </w:rPr>
+  </w:style>
+  <w:style w:styleId="Heading6" w:type="paragraph">
+    <w:name w:val="heading 6"/>
     <w:basedOn w:val="Normal"/>
     <w:next w:val="BodyText"/>
+    <w:link w:val="Heading6Char"/>
     <w:uiPriority w:val="9"/>
+    <w:semiHidden/>
     <w:unhideWhenUsed/>
     <w:qFormat/>
+    <w:rsid w:val="00A10FD9"/>
     <w:pPr>
       <w:keepNext/>
       <w:keepLines/>
-      <w:spacing w:before="200" w:after="0"/>
+      <w:spacing w:after="0" w:before="40"/>
       <w:outlineLvl w:val="5"/>
     </w:pPr>
     <w:rPr>
-      <w:rFonts w:asciiTheme="majorHAnsi" w:eastAsiaTheme="majorEastAsia" w:hAnsiTheme="majorHAnsi" w:cstheme="majorBidi"/>
-      <w:color w:val="4F81BD" w:themeColor="accent1"/>
-      <w:sz w:val="24"/>
-      <w:szCs w:val="24"/>
-    </w:rPr>
-  </w:style>
-  <w:style w:type="paragraph" w:styleId="Heading7">
-    <w:name w:val="Heading 7"/>
+      <w:rFonts w:cstheme="majorBidi" w:eastAsiaTheme="majorEastAsia"/>
+      <w:i/>
+      <w:iCs/>
+      <w:color w:themeColor="text1" w:themeTint="A6" w:val="595959"/>
+    </w:rPr>
+  </w:style>
+  <w:style w:styleId="Heading7" w:type="paragraph">
+    <w:name w:val="heading 7"/>
     <w:basedOn w:val="Normal"/>
     <w:next w:val="BodyText"/>
+    <w:link w:val="Heading7Char"/>
     <w:uiPriority w:val="9"/>
+    <w:semiHidden/>
     <w:unhideWhenUsed/>
     <w:qFormat/>
+    <w:rsid w:val="00A10FD9"/>
     <w:pPr>
       <w:keepNext/>
       <w:keepLines/>
-      <w:spacing w:before="200" w:after="0"/>
+      <w:spacing w:after="0" w:before="40"/>
       <w:outlineLvl w:val="6"/>
     </w:pPr>
     <w:rPr>
-      <w:rFonts w:asciiTheme="majorHAnsi" w:eastAsiaTheme="majorEastAsia" w:hAnsiTheme="majorHAnsi" w:cstheme="majorBidi"/>
-      <w:color w:val="4F81BD" w:themeColor="accent1"/>
-      <w:sz w:val="24"/>
-      <w:szCs w:val="24"/>
-    </w:rPr>
-  </w:style>
-  <w:style w:type="paragraph" w:styleId="Heading8">
-    <w:name w:val="Heading 8"/>
+      <w:rFonts w:cstheme="majorBidi" w:eastAsiaTheme="majorEastAsia"/>
+      <w:color w:themeColor="text1" w:themeTint="A6" w:val="595959"/>
+    </w:rPr>
+  </w:style>
+  <w:style w:styleId="Heading8" w:type="paragraph">
+    <w:name w:val="heading 8"/>
     <w:basedOn w:val="Normal"/>
     <w:next w:val="BodyText"/>
+    <w:link w:val="Heading8Char"/>
     <w:uiPriority w:val="9"/>
+    <w:semiHidden/>
     <w:unhideWhenUsed/>
     <w:qFormat/>
+    <w:rsid w:val="00A10FD9"/>
     <w:pPr>
       <w:keepNext/>
       <w:keepLines/>
-      <w:spacing w:before="200" w:after="0"/>
+      <w:spacing w:after="0"/>
       <w:outlineLvl w:val="7"/>
     </w:pPr>
     <w:rPr>
-      <w:rFonts w:asciiTheme="majorHAnsi" w:eastAsiaTheme="majorEastAsia" w:hAnsiTheme="majorHAnsi" w:cstheme="majorBidi"/>
-      <w:color w:val="4F81BD" w:themeColor="accent1"/>
-      <w:sz w:val="24"/>
-      <w:szCs w:val="24"/>
-    </w:rPr>
-  </w:style>
-  <w:style w:type="paragraph" w:styleId="Heading9">
-    <w:name w:val="Heading 9"/>
+      <w:rFonts w:cstheme="majorBidi" w:eastAsiaTheme="majorEastAsia"/>
+      <w:i/>
+      <w:iCs/>
+      <w:color w:themeColor="text1" w:themeTint="D8" w:val="272727"/>
+    </w:rPr>
+  </w:style>
+  <w:style w:styleId="Heading9" w:type="paragraph">
+    <w:name w:val="heading 9"/>
     <w:basedOn w:val="Normal"/>
     <w:next w:val="BodyText"/>
+    <w:link w:val="Heading9Char"/>
     <w:uiPriority w:val="9"/>
+    <w:semiHidden/>
     <w:unhideWhenUsed/>
     <w:qFormat/>
+    <w:rsid w:val="00A10FD9"/>
     <w:pPr>
       <w:keepNext/>
       <w:keepLines/>
-      <w:spacing w:before="200" w:after="0"/>
+      <w:spacing w:after="0"/>
       <w:outlineLvl w:val="8"/>
     </w:pPr>
     <w:rPr>
-      <w:rFonts w:asciiTheme="majorHAnsi" w:eastAsiaTheme="majorEastAsia" w:hAnsiTheme="majorHAnsi" w:cstheme="majorBidi"/>
-      <w:color w:val="4F81BD" w:themeColor="accent1"/>
-      <w:sz w:val="24"/>
-      <w:szCs w:val="24"/>
-    </w:rPr>
-  </w:style>
-  <w:style w:type="paragraph" w:styleId="BlockText">
+      <w:rFonts w:cstheme="majorBidi" w:eastAsiaTheme="majorEastAsia"/>
+      <w:color w:themeColor="text1" w:themeTint="D8" w:val="272727"/>
+    </w:rPr>
+  </w:style>
+  <w:style w:customStyle="1" w:styleId="Heading1Char" w:type="character">
+    <w:name w:val="Heading 1 Char"/>
+    <w:basedOn w:val="DefaultParagraphFont"/>
+    <w:link w:val="Heading1"/>
+    <w:uiPriority w:val="9"/>
+    <w:rsid w:val="00A10FD9"/>
+    <w:rPr>
+      <w:rFonts w:asciiTheme="majorHAnsi" w:cstheme="majorBidi" w:eastAsiaTheme="majorEastAsia" w:hAnsiTheme="majorHAnsi"/>
+      <w:color w:themeColor="accent1" w:themeShade="BF" w:val="0F4761"/>
+      <w:sz w:val="40"/>
+      <w:szCs w:val="40"/>
+    </w:rPr>
+  </w:style>
+  <w:style w:customStyle="1" w:styleId="Heading2Char" w:type="character">
+    <w:name w:val="Heading 2 Char"/>
+    <w:basedOn w:val="DefaultParagraphFont"/>
+    <w:link w:val="Heading2"/>
+    <w:uiPriority w:val="9"/>
+    <w:semiHidden/>
+    <w:rsid w:val="00A10FD9"/>
+    <w:rPr>
+      <w:rFonts w:asciiTheme="majorHAnsi" w:cstheme="majorBidi" w:eastAsiaTheme="majorEastAsia" w:hAnsiTheme="majorHAnsi"/>
+      <w:color w:themeColor="accent1" w:themeShade="BF" w:val="0F4761"/>
+      <w:sz w:val="32"/>
+      <w:szCs w:val="32"/>
+    </w:rPr>
+  </w:style>
+  <w:style w:customStyle="1" w:styleId="Heading3Char" w:type="character">
+    <w:name w:val="Heading 3 Char"/>
+    <w:basedOn w:val="DefaultParagraphFont"/>
+    <w:link w:val="Heading3"/>
+    <w:uiPriority w:val="9"/>
+    <w:semiHidden/>
+    <w:rsid w:val="00A10FD9"/>
+    <w:rPr>
+      <w:rFonts w:cstheme="majorBidi" w:eastAsiaTheme="majorEastAsia"/>
+      <w:color w:themeColor="accent1" w:themeShade="BF" w:val="0F4761"/>
+      <w:sz w:val="28"/>
+      <w:szCs w:val="28"/>
+    </w:rPr>
+  </w:style>
+  <w:style w:customStyle="1" w:styleId="Heading4Char" w:type="character">
+    <w:name w:val="Heading 4 Char"/>
+    <w:basedOn w:val="DefaultParagraphFont"/>
+    <w:link w:val="Heading4"/>
+    <w:uiPriority w:val="9"/>
+    <w:semiHidden/>
+    <w:rsid w:val="00A10FD9"/>
+    <w:rPr>
+      <w:rFonts w:cstheme="majorBidi" w:eastAsiaTheme="majorEastAsia"/>
+      <w:i/>
+      <w:iCs/>
+      <w:color w:themeColor="accent1" w:themeShade="BF" w:val="0F4761"/>
+    </w:rPr>
+  </w:style>
+  <w:style w:customStyle="1" w:styleId="Heading5Char" w:type="character">
+    <w:name w:val="Heading 5 Char"/>
+    <w:basedOn w:val="DefaultParagraphFont"/>
+    <w:link w:val="Heading5"/>
+    <w:uiPriority w:val="9"/>
+    <w:semiHidden/>
+    <w:rsid w:val="00A10FD9"/>
+    <w:rPr>
+      <w:rFonts w:cstheme="majorBidi" w:eastAsiaTheme="majorEastAsia"/>
+      <w:color w:themeColor="accent1" w:themeShade="BF" w:val="0F4761"/>
+    </w:rPr>
+  </w:style>
+  <w:style w:customStyle="1" w:styleId="Heading6Char" w:type="character">
+    <w:name w:val="Heading 6 Char"/>
+    <w:basedOn w:val="DefaultParagraphFont"/>
+    <w:link w:val="Heading6"/>
+    <w:uiPriority w:val="9"/>
+    <w:semiHidden/>
+    <w:rsid w:val="00A10FD9"/>
+    <w:rPr>
+      <w:rFonts w:cstheme="majorBidi" w:eastAsiaTheme="majorEastAsia"/>
+      <w:i/>
+      <w:iCs/>
+      <w:color w:themeColor="text1" w:themeTint="A6" w:val="595959"/>
+    </w:rPr>
+  </w:style>
+  <w:style w:customStyle="1" w:styleId="Heading7Char" w:type="character">
+    <w:name w:val="Heading 7 Char"/>
+    <w:basedOn w:val="DefaultParagraphFont"/>
+    <w:link w:val="Heading7"/>
+    <w:uiPriority w:val="9"/>
+    <w:semiHidden/>
+    <w:rsid w:val="00A10FD9"/>
+    <w:rPr>
+      <w:rFonts w:cstheme="majorBidi" w:eastAsiaTheme="majorEastAsia"/>
+      <w:color w:themeColor="text1" w:themeTint="A6" w:val="595959"/>
+    </w:rPr>
+  </w:style>
+  <w:style w:customStyle="1" w:styleId="Heading8Char" w:type="character">
+    <w:name w:val="Heading 8 Char"/>
+    <w:basedOn w:val="DefaultParagraphFont"/>
+    <w:link w:val="Heading8"/>
+    <w:uiPriority w:val="9"/>
+    <w:semiHidden/>
+    <w:rsid w:val="00A10FD9"/>
+    <w:rPr>
+      <w:rFonts w:cstheme="majorBidi" w:eastAsiaTheme="majorEastAsia"/>
+      <w:i/>
+      <w:iCs/>
+      <w:color w:themeColor="text1" w:themeTint="D8" w:val="272727"/>
+    </w:rPr>
+  </w:style>
+  <w:style w:customStyle="1" w:styleId="Heading9Char" w:type="character">
+    <w:name w:val="Heading 9 Char"/>
+    <w:basedOn w:val="DefaultParagraphFont"/>
+    <w:link w:val="Heading9"/>
+    <w:uiPriority w:val="9"/>
+    <w:semiHidden/>
+    <w:rsid w:val="00A10FD9"/>
+    <w:rPr>
+      <w:rFonts w:cstheme="majorBidi" w:eastAsiaTheme="majorEastAsia"/>
+      <w:color w:themeColor="text1" w:themeTint="D8" w:val="272727"/>
+    </w:rPr>
+  </w:style>
+  <w:style w:styleId="BlockText" w:type="paragraph">
     <w:name w:val="Block Text"/>
     <w:basedOn w:val="BodyText"/>
     <w:next w:val="BodyText"/>
@@ -2066,11 +2885,11 @@
     <w:unhideWhenUsed/>
     <w:qFormat/>
     <w:pPr>
-      <w:spacing w:before="100" w:after="100"/>
+      <w:spacing w:after="100" w:before="100"/>
       <w:ind w:firstLine="0" w:left="480" w:right="480"/>
     </w:pPr>
   </w:style>
-  <w:style w:type="paragraph" w:styleId="FootnoteText">
+  <w:style w:styleId="FootnoteText" w:type="paragraph">
     <w:name w:val="Footnote Text"/>
     <w:basedOn w:val="Normal"/>
     <w:next w:val="FootnoteText"/>
@@ -2078,28 +2897,48 @@
     <w:unhideWhenUsed/>
     <w:qFormat/>
   </w:style>
-  <w:style w:type="character" w:default="1" w:styleId="DefaultParagraphFont">
+  <w:style w:styleId="FootnoteBlockText" w:type="paragraph">
+    <w:name w:val="Footnote Block Text"/>
+    <w:basedOn w:val="FootnoteText"/>
+    <w:next w:val="FootnoteText"/>
+    <w:uiPriority w:val="9"/>
+    <w:unhideWhenUsed/>
+    <w:qFormat/>
+    <w:pPr>
+      <w:spacing w:after="100" w:before="100"/>
+      <w:ind w:firstLine="0" w:left="480" w:right="480"/>
+    </w:pPr>
+  </w:style>
+  <w:style w:default="1" w:styleId="DefaultParagraphFont" w:type="character">
     <w:name w:val="Default Paragraph Font"/>
     <w:semiHidden/>
     <w:unhideWhenUsed/>
   </w:style>
-  <w:style w:type="table" w:default="1" w:styleId="Table">
+  <w:style w:default="1" w:styleId="Table" w:type="table">
     <w:name w:val="Table"/>
     <w:basedOn w:val="TableNormal"/>
     <w:semiHidden/>
     <w:unhideWhenUsed/>
     <w:qFormat/>
     <w:tblPr>
-      <w:tblInd w:w="0" w:type="dxa"/>
+      <w:tblInd w:type="dxa" w:w="0"/>
       <w:tblCellMar>
-        <w:top w:w="0" w:type="dxa"/>
-        <w:left w:w="108" w:type="dxa"/>
-        <w:bottom w:w="0" w:type="dxa"/>
-        <w:right w:w="108" w:type="dxa"/>
+        <w:top w:type="dxa" w:w="0"/>
+        <w:left w:type="dxa" w:w="108"/>
+        <w:bottom w:type="dxa" w:w="0"/>
+        <w:right w:type="dxa" w:w="108"/>
       </w:tblCellMar>
     </w:tblPr>
-  </w:style>
-  <w:style w:type="paragraph" w:customStyle="1" w:styleId="DefinitionTerm">
+    <w:tblStylePr w:type="firstRow">
+      <w:tcPr>
+        <w:tcBorders>
+          <w:bottom w:val="single"/>
+        </w:tcBorders>
+        <w:vAlign w:val="bottom"/>
+      </w:tcPr>
+    </w:tblStylePr>
+  </w:style>
+  <w:style w:customStyle="1" w:styleId="DefinitionTerm" w:type="paragraph">
     <w:name w:val="Definition Term"/>
     <w:basedOn w:val="Normal"/>
     <w:next w:val="Definition"/>
@@ -2112,49 +2951,49 @@
       <w:b/>
     </w:rPr>
   </w:style>
-  <w:style w:type="paragraph" w:customStyle="1" w:styleId="Definition">
+  <w:style w:customStyle="1" w:styleId="Definition" w:type="paragraph">
     <w:name w:val="Definition"/>
     <w:basedOn w:val="Normal"/>
   </w:style>
-  <w:style w:type="paragraph" w:styleId="Caption">
+  <w:style w:styleId="Caption" w:type="paragraph">
     <w:name w:val="Caption"/>
     <w:basedOn w:val="Normal"/>
     <w:link w:val="BodyTextChar"/>
     <w:pPr>
-      <w:spacing w:before="0" w:after="120"/>
+      <w:spacing w:after="120" w:before="0"/>
     </w:pPr>
     <w:rPr>
       <w:i/>
     </w:rPr>
   </w:style>
-  <w:style w:type="paragraph" w:customStyle="1" w:styleId="TableCaption">
+  <w:style w:customStyle="1" w:styleId="TableCaption" w:type="paragraph">
     <w:name w:val="Table Caption"/>
     <w:basedOn w:val="Caption"/>
     <w:pPr>
       <w:keepNext/>
     </w:pPr>
   </w:style>
-  <w:style w:type="paragraph" w:customStyle="1" w:styleId="ImageCaption">
+  <w:style w:customStyle="1" w:styleId="ImageCaption" w:type="paragraph">
     <w:name w:val="Image Caption"/>
     <w:basedOn w:val="Caption"/>
   </w:style>
-  <w:style w:type="paragraph" w:customStyle="1" w:styleId="Figure">
+  <w:style w:customStyle="1" w:styleId="Figure" w:type="paragraph">
     <w:name w:val="Figure"/>
     <w:basedOn w:val="Normal"/>
   </w:style>
-  <w:style w:type="paragraph" w:customStyle="1" w:styleId="CaptionedFigure">
+  <w:style w:customStyle="1" w:styleId="CaptionedFigure" w:type="paragraph">
     <w:name w:val="Captioned Figure"/>
     <w:basedOn w:val="Figure"/>
     <w:pPr>
       <w:keepNext/>
     </w:pPr>
   </w:style>
-  <w:style w:type="character" w:customStyle="1" w:styleId="BodyTextChar">
+  <w:style w:customStyle="1" w:styleId="BodyTextChar" w:type="character">
     <w:name w:val="Body Text Char"/>
     <w:basedOn w:val="DefaultParagraphFont"/>
     <w:link w:val="BodyText"/>
   </w:style>
-  <w:style w:type="character" w:customStyle="1" w:styleId="VerbatimChar">
+  <w:style w:customStyle="1" w:styleId="VerbatimChar" w:type="character">
     <w:name w:val="Verbatim Char"/>
     <w:basedOn w:val="BodyTextChar"/>
     <w:rPr>
@@ -2162,21 +3001,25 @@
       <w:sz w:val="22"/>
     </w:rPr>
   </w:style>
-  <w:style w:type="character" w:styleId="FootnoteReference">
+  <w:style w:customStyle="1" w:styleId="SectionNumber" w:type="character">
+    <w:name w:val="Section Number"/>
+    <w:basedOn w:val="BodyTextChar"/>
+  </w:style>
+  <w:style w:styleId="FootnoteReference" w:type="character">
     <w:name w:val="Footnote Reference"/>
     <w:basedOn w:val="BodyTextChar"/>
     <w:rPr>
       <w:vertAlign w:val="superscript"/>
     </w:rPr>
   </w:style>
-  <w:style w:type="character" w:styleId="Hyperlink">
+  <w:style w:styleId="Hyperlink" w:type="character">
     <w:name w:val="Hyperlink"/>
     <w:basedOn w:val="BodyTextChar"/>
     <w:rPr>
-      <w:color w:val="4F81BD" w:themeColor="accent1"/>
-    </w:rPr>
-  </w:style>
-  <w:style w:type="paragraph" w:styleId="TOCHeading">
+      <w:color w:themeColor="accent1" w:val="4F81BD"/>
+    </w:rPr>
+  </w:style>
+  <w:style w:styleId="TOCHeading" w:type="paragraph">
     <w:name w:val="TOC Heading"/>
     <w:basedOn w:val="Heading1"/>
     <w:next w:val="BodyText"/>
@@ -2188,10 +3031,10 @@
       <w:outlineLvl w:val="9"/>
     </w:pPr>
     <w:rPr>
-      <w:rFonts w:asciiTheme="majorHAnsi" w:eastAsiaTheme="majorEastAsia" w:hAnsiTheme="majorHAnsi" w:cstheme="majorBidi"/>
+      <w:rFonts w:asciiTheme="majorHAnsi" w:cstheme="majorBidi" w:eastAsiaTheme="majorEastAsia" w:hAnsiTheme="majorHAnsi"/>
       <w:b w:val="0"/>
       <w:bCs w:val="0"/>
-      <w:color w:val="365F91" w:themeColor="accent1" w:themeShade="BF"/>
+      <w:color w:themeColor="accent1" w:themeShade="BF" w:val="365F91"/>
     </w:rPr>
   </w:style>
   <w:style w:type="paragraph" w:customStyle="1" w:styleId="SourceCode">
@@ -2206,8 +3049,8 @@
     <w:name w:val="KeywordTok"/>
     <w:basedOn w:val="VerbatimChar"/>
     <w:rPr>
+      <w:b/>
       <w:color w:val="007020"/>
-      <w:b/>
     </w:rPr>
   </w:style>
   <w:style w:type="character" w:customStyle="1" w:styleId="DataTypeTok">
@@ -2283,40 +3126,43 @@
   <w:style w:type="character" w:customStyle="1" w:styleId="ImportTok">
     <w:name w:val="ImportTok"/>
     <w:basedOn w:val="VerbatimChar"/>
-    <w:rPr/>
+    <w:rPr>
+      <w:b/>
+      <w:color w:val="008000"/>
+    </w:rPr>
   </w:style>
   <w:style w:type="character" w:customStyle="1" w:styleId="CommentTok">
     <w:name w:val="CommentTok"/>
     <w:basedOn w:val="VerbatimChar"/>
     <w:rPr>
+      <w:i/>
       <w:color w:val="60a0b0"/>
-      <w:i/>
     </w:rPr>
   </w:style>
   <w:style w:type="character" w:customStyle="1" w:styleId="DocumentationTok">
     <w:name w:val="DocumentationTok"/>
     <w:basedOn w:val="VerbatimChar"/>
     <w:rPr>
+      <w:i/>
       <w:color w:val="ba2121"/>
-      <w:i/>
     </w:rPr>
   </w:style>
   <w:style w:type="character" w:customStyle="1" w:styleId="AnnotationTok">
     <w:name w:val="AnnotationTok"/>
     <w:basedOn w:val="VerbatimChar"/>
     <w:rPr>
-      <w:color w:val="60a0b0"/>
       <w:b/>
       <w:i/>
+      <w:color w:val="60a0b0"/>
     </w:rPr>
   </w:style>
   <w:style w:type="character" w:customStyle="1" w:styleId="CommentVarTok">
     <w:name w:val="CommentVarTok"/>
     <w:basedOn w:val="VerbatimChar"/>
     <w:rPr>
-      <w:color w:val="60a0b0"/>
       <w:b/>
       <w:i/>
+      <w:color w:val="60a0b0"/>
     </w:rPr>
   </w:style>
   <w:style w:type="character" w:customStyle="1" w:styleId="OtherTok">
@@ -2344,8 +3190,8 @@
     <w:name w:val="ControlFlowTok"/>
     <w:basedOn w:val="VerbatimChar"/>
     <w:rPr>
+      <w:b/>
       <w:color w:val="007020"/>
-      <w:b/>
     </w:rPr>
   </w:style>
   <w:style w:type="character" w:customStyle="1" w:styleId="OperatorTok">
@@ -2358,7 +3204,9 @@
   <w:style w:type="character" w:customStyle="1" w:styleId="BuiltInTok">
     <w:name w:val="BuiltInTok"/>
     <w:basedOn w:val="VerbatimChar"/>
-    <w:rPr/>
+    <w:rPr>
+      <w:color w:val="008000"/>
+    </w:rPr>
   </w:style>
   <w:style w:type="character" w:customStyle="1" w:styleId="ExtensionTok">
     <w:name w:val="ExtensionTok"/>
@@ -2388,34 +3236,34 @@
     <w:name w:val="InformationTok"/>
     <w:basedOn w:val="VerbatimChar"/>
     <w:rPr>
-      <w:color w:val="60a0b0"/>
       <w:b/>
       <w:i/>
+      <w:color w:val="60a0b0"/>
     </w:rPr>
   </w:style>
   <w:style w:type="character" w:customStyle="1" w:styleId="WarningTok">
     <w:name w:val="WarningTok"/>
     <w:basedOn w:val="VerbatimChar"/>
     <w:rPr>
-      <w:color w:val="60a0b0"/>
       <w:b/>
       <w:i/>
+      <w:color w:val="60a0b0"/>
     </w:rPr>
   </w:style>
   <w:style w:type="character" w:customStyle="1" w:styleId="AlertTok">
     <w:name w:val="AlertTok"/>
     <w:basedOn w:val="VerbatimChar"/>
     <w:rPr>
+      <w:b/>
       <w:color w:val="ff0000"/>
-      <w:b/>
     </w:rPr>
   </w:style>
   <w:style w:type="character" w:customStyle="1" w:styleId="ErrorTok">
     <w:name w:val="ErrorTok"/>
     <w:basedOn w:val="VerbatimChar"/>
     <w:rPr>
+      <w:b/>
       <w:color w:val="ff0000"/>
-      <w:b/>
     </w:rPr>
   </w:style>
   <w:style w:type="character" w:customStyle="1" w:styleId="NormalTok">
@@ -2437,44 +3285,44 @@
         <a:sysClr val="window" lastClr="FFFFFF"/>
       </a:lt1>
       <a:dk2>
-        <a:srgbClr val="1F497D"/>
+        <a:srgbClr val="0E2841"/>
       </a:dk2>
       <a:lt2>
-        <a:srgbClr val="EEECE1"/>
+        <a:srgbClr val="E8E8E8"/>
       </a:lt2>
       <a:accent1>
-        <a:srgbClr val="4F81BD"/>
+        <a:srgbClr val="156082"/>
       </a:accent1>
       <a:accent2>
-        <a:srgbClr val="C0504D"/>
+        <a:srgbClr val="E97132"/>
       </a:accent2>
       <a:accent3>
-        <a:srgbClr val="9BBB59"/>
+        <a:srgbClr val="196B24"/>
       </a:accent3>
       <a:accent4>
-        <a:srgbClr val="8064A2"/>
+        <a:srgbClr val="0F9ED5"/>
       </a:accent4>
       <a:accent5>
-        <a:srgbClr val="4BACC6"/>
+        <a:srgbClr val="A02B93"/>
       </a:accent5>
       <a:accent6>
-        <a:srgbClr val="F79646"/>
+        <a:srgbClr val="4EA72E"/>
       </a:accent6>
       <a:hlink>
-        <a:srgbClr val="0000FF"/>
+        <a:srgbClr val="467886"/>
       </a:hlink>
       <a:folHlink>
-        <a:srgbClr val="800080"/>
+        <a:srgbClr val="96607D"/>
       </a:folHlink>
     </a:clrScheme>
     <a:fontScheme name="Office">
       <a:majorFont>
-        <a:latin typeface="Calibri"/>
+        <a:latin typeface="Aptos Display" panose="02110004020202020204"/>
         <a:ea typeface=""/>
         <a:cs typeface=""/>
-        <a:font script="Jpan" typeface="ＭＳ ゴシック"/>
+        <a:font script="Jpan" typeface="游ゴシック Light"/>
         <a:font script="Hang" typeface="맑은 고딕"/>
-        <a:font script="Hans" typeface="宋体"/>
+        <a:font script="Hans" typeface="等线 Light"/>
         <a:font script="Hant" typeface="新細明體"/>
         <a:font script="Arab" typeface="Times New Roman"/>
         <a:font script="Hebr" typeface="Times New Roman"/>
@@ -2501,14 +3349,32 @@
         <a:font script="Mong" typeface="Mongolian Baiti"/>
         <a:font script="Viet" typeface="Times New Roman"/>
         <a:font script="Uigh" typeface="Microsoft Uighur"/>
+        <a:font script="Geor" typeface="Sylfaen"/>
+        <a:font script="Armn" typeface="Arial"/>
+        <a:font script="Bugi" typeface="Leelawadee UI"/>
+        <a:font script="Bopo" typeface="Microsoft JhengHei"/>
+        <a:font script="Java" typeface="Javanese Text"/>
+        <a:font script="Lisu" typeface="Segoe UI"/>
+        <a:font script="Mymr" typeface="Myanmar Text"/>
+        <a:font script="Nkoo" typeface="Ebrima"/>
+        <a:font script="Olck" typeface="Nirmala UI"/>
+        <a:font script="Osma" typeface="Ebrima"/>
+        <a:font script="Phag" typeface="Phagspa"/>
+        <a:font script="Syrn" typeface="Estrangelo Edessa"/>
+        <a:font script="Syrj" typeface="Estrangelo Edessa"/>
+        <a:font script="Syre" typeface="Estrangelo Edessa"/>
+        <a:font script="Sora" typeface="Nirmala UI"/>
+        <a:font script="Tale" typeface="Microsoft Tai Le"/>
+        <a:font script="Talu" typeface="Microsoft New Tai Lue"/>
+        <a:font script="Tfng" typeface="Ebrima"/>
       </a:majorFont>
       <a:minorFont>
-        <a:latin typeface="Cambria"/>
+        <a:latin typeface="Aptos" panose="02110004020202020204"/>
         <a:ea typeface=""/>
         <a:cs typeface=""/>
-        <a:font script="Jpan" typeface="ＭＳ 明朝"/>
+        <a:font script="Jpan" typeface="游明朝"/>
         <a:font script="Hang" typeface="맑은 고딕"/>
-        <a:font script="Hans" typeface="宋体"/>
+        <a:font script="Hans" typeface="等线"/>
         <a:font script="Hant" typeface="新細明體"/>
         <a:font script="Arab" typeface="Arial"/>
         <a:font script="Hebr" typeface="Arial"/>
@@ -2535,6 +3401,24 @@
         <a:font script="Mong" typeface="Mongolian Baiti"/>
         <a:font script="Viet" typeface="Arial"/>
         <a:font script="Uigh" typeface="Microsoft Uighur"/>
+        <a:font script="Geor" typeface="Sylfaen"/>
+        <a:font script="Armn" typeface="Arial"/>
+        <a:font script="Bugi" typeface="Leelawadee UI"/>
+        <a:font script="Bopo" typeface="Microsoft JhengHei"/>
+        <a:font script="Java" typeface="Javanese Text"/>
+        <a:font script="Lisu" typeface="Segoe UI"/>
+        <a:font script="Mymr" typeface="Myanmar Text"/>
+        <a:font script="Nkoo" typeface="Ebrima"/>
+        <a:font script="Olck" typeface="Nirmala UI"/>
+        <a:font script="Osma" typeface="Ebrima"/>
+        <a:font script="Phag" typeface="Phagspa"/>
+        <a:font script="Syrn" typeface="Estrangelo Edessa"/>
+        <a:font script="Syrj" typeface="Estrangelo Edessa"/>
+        <a:font script="Syre" typeface="Estrangelo Edessa"/>
+        <a:font script="Sora" typeface="Nirmala UI"/>
+        <a:font script="Tale" typeface="Microsoft Tai Le"/>
+        <a:font script="Talu" typeface="Microsoft New Tai Lue"/>
+        <a:font script="Tfng" typeface="Ebrima"/>
       </a:minorFont>
     </a:fontScheme>
     <a:fmtScheme name="Office">
@@ -2546,200 +3430,141 @@
           <a:gsLst>
             <a:gs pos="0">
               <a:schemeClr val="phClr">
-                <a:tint val="50000"/>
-                <a:satMod val="300000"/>
+                <a:lumMod val="110000"/>
+                <a:satMod val="105000"/>
+                <a:tint val="67000"/>
               </a:schemeClr>
             </a:gs>
-            <a:gs pos="35000">
+            <a:gs pos="50000">
               <a:schemeClr val="phClr">
-                <a:tint val="37000"/>
-                <a:satMod val="300000"/>
+                <a:lumMod val="105000"/>
+                <a:satMod val="103000"/>
+                <a:tint val="73000"/>
               </a:schemeClr>
             </a:gs>
             <a:gs pos="100000">
               <a:schemeClr val="phClr">
-                <a:tint val="15000"/>
-                <a:satMod val="350000"/>
+                <a:lumMod val="105000"/>
+                <a:satMod val="109000"/>
+                <a:tint val="81000"/>
               </a:schemeClr>
             </a:gs>
           </a:gsLst>
-          <a:lin ang="16200000" scaled="1"/>
+          <a:lin ang="5400000" scaled="0"/>
         </a:gradFill>
         <a:gradFill rotWithShape="1">
           <a:gsLst>
             <a:gs pos="0">
               <a:schemeClr val="phClr">
-                <a:tint val="100000"/>
+                <a:satMod val="103000"/>
+                <a:lumMod val="102000"/>
+                <a:tint val="94000"/>
+              </a:schemeClr>
+            </a:gs>
+            <a:gs pos="50000">
+              <a:schemeClr val="phClr">
+                <a:satMod val="110000"/>
+                <a:lumMod val="100000"/>
                 <a:shade val="100000"/>
-                <a:satMod val="130000"/>
               </a:schemeClr>
             </a:gs>
             <a:gs pos="100000">
               <a:schemeClr val="phClr">
-                <a:tint val="50000"/>
-                <a:shade val="100000"/>
-                <a:satMod val="350000"/>
+                <a:lumMod val="99000"/>
+                <a:satMod val="120000"/>
+                <a:shade val="78000"/>
               </a:schemeClr>
             </a:gs>
           </a:gsLst>
-          <a:lin ang="16200000" scaled="0"/>
+          <a:lin ang="5400000" scaled="0"/>
         </a:gradFill>
       </a:fillStyleLst>
       <a:lnStyleLst>
-        <a:ln w="9525" cap="flat" cmpd="sng" algn="ctr">
-          <a:solidFill>
-            <a:schemeClr val="phClr">
-              <a:shade val="95000"/>
-              <a:satMod val="105000"/>
-            </a:schemeClr>
-          </a:solidFill>
-          <a:prstDash val="solid"/>
-        </a:ln>
-        <a:ln w="25400" cap="flat" cmpd="sng" algn="ctr">
+        <a:ln w="6350" cap="flat" cmpd="sng" algn="ctr">
           <a:solidFill>
             <a:schemeClr val="phClr"/>
           </a:solidFill>
           <a:prstDash val="solid"/>
+          <a:miter lim="800000"/>
         </a:ln>
-        <a:ln w="38100" cap="flat" cmpd="sng" algn="ctr">
+        <a:ln w="12700" cap="flat" cmpd="sng" algn="ctr">
           <a:solidFill>
             <a:schemeClr val="phClr"/>
           </a:solidFill>
           <a:prstDash val="solid"/>
+          <a:miter lim="800000"/>
+        </a:ln>
+        <a:ln w="19050" cap="flat" cmpd="sng" algn="ctr">
+          <a:solidFill>
+            <a:schemeClr val="phClr"/>
+          </a:solidFill>
+          <a:prstDash val="solid"/>
+          <a:miter lim="800000"/>
         </a:ln>
       </a:lnStyleLst>
       <a:effectStyleLst>
         <a:effectStyle>
+          <a:effectLst/>
+        </a:effectStyle>
+        <a:effectStyle>
+          <a:effectLst/>
+        </a:effectStyle>
+        <a:effectStyle>
           <a:effectLst>
-            <a:outerShdw blurRad="40000" dist="20000" dir="5400000" rotWithShape="0">
+            <a:outerShdw blurRad="57150" dist="19050" dir="5400000" algn="ctr" rotWithShape="0">
               <a:srgbClr val="000000">
-                <a:alpha val="38000"/>
+                <a:alpha val="63000"/>
               </a:srgbClr>
             </a:outerShdw>
           </a:effectLst>
-        </a:effectStyle>
-        <a:effectStyle>
-          <a:effectLst>
-            <a:outerShdw blurRad="40000" dist="23000" dir="5400000" rotWithShape="0">
-              <a:srgbClr val="000000">
-                <a:alpha val="35000"/>
-              </a:srgbClr>
-            </a:outerShdw>
-          </a:effectLst>
-        </a:effectStyle>
-        <a:effectStyle>
-          <a:effectLst>
-            <a:outerShdw blurRad="40000" dist="23000" dir="5400000" rotWithShape="0">
-              <a:srgbClr val="000000">
-                <a:alpha val="35000"/>
-              </a:srgbClr>
-            </a:outerShdw>
-          </a:effectLst>
-          <a:scene3d>
-            <a:camera prst="orthographicFront">
-              <a:rot lat="0" lon="0" rev="0"/>
-            </a:camera>
-            <a:lightRig rig="threePt" dir="t">
-              <a:rot lat="0" lon="0" rev="1200000"/>
-            </a:lightRig>
-          </a:scene3d>
-          <a:sp3d>
-            <a:bevelT w="63500" h="25400"/>
-          </a:sp3d>
         </a:effectStyle>
       </a:effectStyleLst>
       <a:bgFillStyleLst>
         <a:solidFill>
           <a:schemeClr val="phClr"/>
         </a:solidFill>
+        <a:solidFill>
+          <a:schemeClr val="phClr">
+            <a:tint val="95000"/>
+            <a:satMod val="170000"/>
+          </a:schemeClr>
+        </a:solidFill>
         <a:gradFill rotWithShape="1">
           <a:gsLst>
             <a:gs pos="0">
               <a:schemeClr val="phClr">
-                <a:tint val="40000"/>
-                <a:satMod val="350000"/>
+                <a:tint val="93000"/>
+                <a:satMod val="150000"/>
+                <a:shade val="98000"/>
+                <a:lumMod val="102000"/>
               </a:schemeClr>
             </a:gs>
-            <a:gs pos="40000">
+            <a:gs pos="50000">
               <a:schemeClr val="phClr">
-                <a:tint val="45000"/>
-                <a:shade val="99000"/>
-                <a:satMod val="350000"/>
+                <a:tint val="98000"/>
+                <a:satMod val="130000"/>
+                <a:shade val="90000"/>
+                <a:lumMod val="103000"/>
               </a:schemeClr>
             </a:gs>
             <a:gs pos="100000">
               <a:schemeClr val="phClr">
-                <a:shade val="20000"/>
-                <a:satMod val="255000"/>
+                <a:shade val="63000"/>
+                <a:satMod val="120000"/>
               </a:schemeClr>
             </a:gs>
           </a:gsLst>
-          <a:path path="circle">
-            <a:fillToRect l="50000" t="-80000" r="50000" b="180000"/>
-          </a:path>
-        </a:gradFill>
-        <a:gradFill rotWithShape="1">
-          <a:gsLst>
-            <a:gs pos="0">
-              <a:schemeClr val="phClr">
-                <a:tint val="80000"/>
-                <a:satMod val="300000"/>
-              </a:schemeClr>
-            </a:gs>
-            <a:gs pos="100000">
-              <a:schemeClr val="phClr">
-                <a:shade val="30000"/>
-                <a:satMod val="200000"/>
-              </a:schemeClr>
-            </a:gs>
-          </a:gsLst>
-          <a:path path="circle">
-            <a:fillToRect l="50000" t="50000" r="50000" b="50000"/>
-          </a:path>
+          <a:lin ang="5400000" scaled="0"/>
         </a:gradFill>
       </a:bgFillStyleLst>
     </a:fmtScheme>
   </a:themeElements>
-  <a:objectDefaults>
-    <a:spDef>
-      <a:spPr/>
-      <a:bodyPr/>
-      <a:lstStyle/>
-      <a:style>
-        <a:lnRef idx="1">
-          <a:schemeClr val="accent1"/>
-        </a:lnRef>
-        <a:fillRef idx="3">
-          <a:schemeClr val="accent1"/>
-        </a:fillRef>
-        <a:effectRef idx="2">
-          <a:schemeClr val="accent1"/>
-        </a:effectRef>
-        <a:fontRef idx="minor">
-          <a:schemeClr val="lt1"/>
-        </a:fontRef>
-      </a:style>
-    </a:spDef>
-    <a:lnDef>
-      <a:spPr/>
-      <a:bodyPr/>
-      <a:lstStyle/>
-      <a:style>
-        <a:lnRef idx="2">
-          <a:schemeClr val="accent1"/>
-        </a:lnRef>
-        <a:fillRef idx="0">
-          <a:schemeClr val="accent1"/>
-        </a:fillRef>
-        <a:effectRef idx="1">
-          <a:schemeClr val="accent1"/>
-        </a:effectRef>
-        <a:fontRef idx="minor">
-          <a:schemeClr val="tx1"/>
-        </a:fontRef>
-      </a:style>
-    </a:lnDef>
-  </a:objectDefaults>
+  <a:objectDefaults/>
   <a:extraClrSchemeLst/>
+  <a:extLst>
+    <a:ext uri="{05A4C25C-085E-4340-85A3-A5531E510DB2}">
+      <thm15:themeFamily xmlns:thm15="http://schemas.microsoft.com/office/thememl/2012/main" name="Office Theme" id="{2E142A2C-CD16-42D6-873A-C26D2A0506FA}" vid="{1BDDFF52-6CD6-40A5-AB3C-68EB2F1E4D0A}"/>
+    </a:ext>
+  </a:extLst>
 </a:theme>
 </file>
--- a/docs/SETUP_NOVA_MAQUINA.docx
+++ b/docs/SETUP_NOVA_MAQUINA.docx
@@ -481,7 +481,7 @@
               <w:pStyle w:val="Compact"/>
             </w:pPr>
             <w:r>
-              <w:t xml:space="preserve">3.10.x</w:t>
+              <w:t xml:space="preserve">3.13.x</w:t>
             </w:r>
           </w:p>
         </w:tc>
@@ -1025,7 +1025,7 @@
         <w:rPr>
           <w:rStyle w:val="NormalTok"/>
         </w:rPr>
-        <w:t xml:space="preserve"> PYTHONDONTWRITEBYTECODE=1 python:3.10-slim sh </w:t>
+        <w:t xml:space="preserve"> PYTHONDONTWRITEBYTECODE=1 python:3.13-slim sh </w:t>
       </w:r>
       <w:r>
         <w:rPr>

--- a/docs/SETUP_NOVA_MAQUINA.docx
+++ b/docs/SETUP_NOVA_MAQUINA.docx
@@ -443,7 +443,7 @@
               <w:pStyle w:val="Compact"/>
             </w:pPr>
             <w:r>
-              <w:t xml:space="preserve">22.x</w:t>
+              <w:t xml:space="preserve">24.x (LTS)</w:t>
             </w:r>
           </w:p>
         </w:tc>

--- a/docs/SETUP_NOVA_MAQUINA.docx
+++ b/docs/SETUP_NOVA_MAQUINA.docx
@@ -1362,7 +1362,7 @@
         <w:rPr>
           <w:rStyle w:val="CommentTok"/>
         </w:rPr>
-        <w:t xml:space="preserve"># esperado: 0 erros (alguns avisos são normais)</w:t>
+        <w:t xml:space="preserve"># esperado: 0 problemas</w:t>
       </w:r>
       <w:r>
         <w:br/>
